--- a/tests/在线购物系统首轮验收测试用例.docx
+++ b/tests/在线购物系统首轮验收测试用例.docx
@@ -23,52 +23,7 @@
         </w:rPr>
       </w:pPr>
       <w:r>
-        <w:rPr>
-          <w:lang w:eastAsia="zh-CN"/>
-        </w:rPr>
-        <w:t>本文档列出首轮验收的</w:t>
-      </w:r>
-      <w:proofErr w:type="gramStart"/>
-      <w:r>
-        <w:rPr>
-          <w:lang w:eastAsia="zh-CN"/>
-        </w:rPr>
-        <w:t xml:space="preserve">全部 17 </w:t>
-      </w:r>
-      <w:proofErr w:type="gramEnd"/>
-      <w:r>
-        <w:rPr>
-          <w:lang w:eastAsia="zh-CN"/>
-        </w:rPr>
-        <w:t>项测试用例：</w:t>
-      </w:r>
-      <w:proofErr w:type="gramStart"/>
-      <w:r>
-        <w:rPr>
-          <w:lang w:eastAsia="zh-CN"/>
-        </w:rPr>
-        <w:t>10 项后端</w:t>
-      </w:r>
-      <w:proofErr w:type="gramEnd"/>
-      <w:r>
-        <w:rPr>
-          <w:lang w:eastAsia="zh-CN"/>
-        </w:rPr>
-        <w:t>自动化用例</w:t>
-      </w:r>
-      <w:proofErr w:type="gramStart"/>
-      <w:r>
-        <w:rPr>
-          <w:lang w:eastAsia="zh-CN"/>
-        </w:rPr>
-        <w:t xml:space="preserve">和 7 </w:t>
-      </w:r>
-      <w:proofErr w:type="gramEnd"/>
-      <w:r>
-        <w:rPr>
-          <w:lang w:eastAsia="zh-CN"/>
-        </w:rPr>
-        <w:t>项网页与持久化人工检查。每项均给出测试目的、前置条件、操作步骤和预期结果，便于复现与验收记录。</w:t>
+        <w:t>本文档列出首轮验收的 17 个测试用例：T01–T10 为后端自动化用例，U01–U07 为网页和持久化人工检查。现为每个用例建立 3 个独立测试实例，共 51 个实例；后端自动化执行其中 30 个功能实例，另校验全部 51 个实例文件的结构。</w:t>
       </w:r>
     </w:p>
     <w:tbl>
@@ -272,7 +227,7 @@
           </w:tcPr>
           <w:p>
             <w:r>
-              <w:t>2026 年 10 月 7 日</w:t>
+              <w:t>2026 年 10 月 14 日</w:t>
             </w:r>
           </w:p>
         </w:tc>
@@ -283,269 +238,4331 @@
         <w:pStyle w:val="1"/>
       </w:pPr>
       <w:r>
-        <w:t>执行记录说明</w:t>
+        <w:t>测试用例总览</w:t>
       </w:r>
     </w:p>
     <w:p>
-      <w:pPr>
-        <w:rPr>
-          <w:lang w:eastAsia="zh-CN"/>
-        </w:rPr>
-      </w:pPr>
-      <w:r>
-        <w:rPr>
-          <w:lang w:eastAsia="zh-CN"/>
-        </w:rPr>
-        <w:t xml:space="preserve">后端测试源码使用 </w:t>
-      </w:r>
-      <w:proofErr w:type="spellStart"/>
-      <w:r>
-        <w:rPr>
-          <w:lang w:eastAsia="zh-CN"/>
-        </w:rPr>
-        <w:t>MockMvc</w:t>
-      </w:r>
-      <w:proofErr w:type="spellEnd"/>
-      <w:r>
-        <w:rPr>
-          <w:lang w:eastAsia="zh-CN"/>
-        </w:rPr>
-        <w:t xml:space="preserve"> 和独立的</w:t>
-      </w:r>
-      <w:proofErr w:type="gramStart"/>
-      <w:r>
-        <w:rPr>
-          <w:lang w:eastAsia="zh-CN"/>
-        </w:rPr>
-        <w:t xml:space="preserve">内存 H2 </w:t>
-      </w:r>
-      <w:proofErr w:type="gramEnd"/>
-      <w:r>
-        <w:rPr>
-          <w:lang w:eastAsia="zh-CN"/>
-        </w:rPr>
-        <w:t xml:space="preserve">数据库。项目 README </w:t>
-      </w:r>
-      <w:proofErr w:type="gramStart"/>
-      <w:r>
-        <w:rPr>
-          <w:lang w:eastAsia="zh-CN"/>
-        </w:rPr>
-        <w:t xml:space="preserve">记录 2026 </w:t>
-      </w:r>
-      <w:proofErr w:type="gramEnd"/>
-      <w:r>
-        <w:rPr>
-          <w:lang w:eastAsia="zh-CN"/>
-        </w:rPr>
-        <w:t xml:space="preserve">年 10 </w:t>
-      </w:r>
-      <w:proofErr w:type="gramStart"/>
-      <w:r>
-        <w:rPr>
-          <w:lang w:eastAsia="zh-CN"/>
-        </w:rPr>
-        <w:t xml:space="preserve">月 7 </w:t>
-      </w:r>
-      <w:proofErr w:type="gramEnd"/>
-      <w:r>
-        <w:rPr>
-          <w:lang w:eastAsia="zh-CN"/>
-        </w:rPr>
-        <w:t>日本机执行结果</w:t>
-      </w:r>
-      <w:proofErr w:type="gramStart"/>
-      <w:r>
-        <w:rPr>
-          <w:lang w:eastAsia="zh-CN"/>
-        </w:rPr>
-        <w:t xml:space="preserve">为 10 </w:t>
-      </w:r>
-      <w:proofErr w:type="gramEnd"/>
-      <w:r>
-        <w:rPr>
-          <w:lang w:eastAsia="zh-CN"/>
-        </w:rPr>
-        <w:t>项通过、</w:t>
-      </w:r>
-      <w:proofErr w:type="gramStart"/>
-      <w:r>
-        <w:rPr>
-          <w:lang w:eastAsia="zh-CN"/>
-        </w:rPr>
-        <w:t>0 项</w:t>
-      </w:r>
-      <w:proofErr w:type="gramEnd"/>
-      <w:r>
-        <w:rPr>
-          <w:lang w:eastAsia="zh-CN"/>
-        </w:rPr>
-        <w:t>失败。人工</w:t>
-      </w:r>
-      <w:proofErr w:type="gramStart"/>
-      <w:r>
-        <w:rPr>
-          <w:lang w:eastAsia="zh-CN"/>
-        </w:rPr>
-        <w:t>检查 U01</w:t>
-      </w:r>
-      <w:proofErr w:type="gramEnd"/>
-      <w:r>
-        <w:rPr>
-          <w:lang w:eastAsia="zh-CN"/>
-        </w:rPr>
-        <w:t>–U07 在当前《测试说明》中均标记为“通过”；</w:t>
+      <w:pPr/>
+      <w:r>
+        <w:t>T 类为后端自动化，U 类为网页与持久化人工检查；每个编号下均有 3 个具体实例。</w:t>
+      </w:r>
+    </w:p>
+    <w:tbl>
+      <w:tblPr>
+        <w:tblStyle w:val="aff1"/>
+        <w:tblW w:type="auto" w:w="0"/>
+        <w:tblLayout w:type="fixed"/>
+        <w:tblLook w:firstColumn="1" w:firstRow="1" w:lastColumn="0" w:lastRow="0" w:noHBand="0" w:noVBand="1" w:val="04A0"/>
+      </w:tblPr>
+      <w:tblGrid>
+        <w:gridCol w:w="936"/>
+        <w:gridCol w:w="8784"/>
+      </w:tblGrid>
+      <w:tr>
+        <w:trPr>
+          <w:tblHeader w:val="true"/>
+        </w:trPr>
+        <w:tc>
+          <w:tcPr>
+            <w:tcW w:type="dxa" w:w="936"/>
+          </w:tcPr>
+          <w:p>
+            <w:r>
+              <w:rPr>
+                <w:b/>
+              </w:rPr>
+              <w:t>编号</w:t>
+            </w:r>
+          </w:p>
+        </w:tc>
+        <w:tc>
+          <w:tcPr>
+            <w:tcW w:type="dxa" w:w="8784"/>
+          </w:tcPr>
+          <w:p>
+            <w:r>
+              <w:rPr>
+                <w:b/>
+              </w:rPr>
+              <w:t>用例内容</w:t>
+            </w:r>
+          </w:p>
+        </w:tc>
+      </w:tr>
+      <w:tr>
+        <w:tc>
+          <w:tcPr>
+            <w:tcW w:type="dxa" w:w="936"/>
+          </w:tcPr>
+          <w:p>
+            <w:pPr>
+              <w:spacing w:after="0"/>
+            </w:pPr>
+            <w:r>
+              <w:rPr>
+                <w:sz w:val="17"/>
+              </w:rPr>
+              <w:t>T01</w:t>
+            </w:r>
+          </w:p>
+        </w:tc>
+        <w:tc>
+          <w:tcPr>
+            <w:tcW w:type="dxa" w:w="8784"/>
+          </w:tcPr>
+          <w:p>
+            <w:pPr>
+              <w:spacing w:after="0"/>
+            </w:pPr>
+            <w:r>
+              <w:rPr>
+                <w:sz w:val="17"/>
+              </w:rPr>
+              <w:t>卖家登录、鉴权和退出</w:t>
+            </w:r>
+          </w:p>
+        </w:tc>
+      </w:tr>
+      <w:tr>
+        <w:tc>
+          <w:tcPr>
+            <w:tcW w:type="dxa" w:w="936"/>
+          </w:tcPr>
+          <w:p>
+            <w:pPr>
+              <w:spacing w:after="0"/>
+            </w:pPr>
+            <w:r>
+              <w:rPr>
+                <w:sz w:val="17"/>
+              </w:rPr>
+              <w:t>T02</w:t>
+            </w:r>
+          </w:p>
+        </w:tc>
+        <w:tc>
+          <w:tcPr>
+            <w:tcW w:type="dxa" w:w="8784"/>
+          </w:tcPr>
+          <w:p>
+            <w:pPr>
+              <w:spacing w:after="0"/>
+            </w:pPr>
+            <w:r>
+              <w:rPr>
+                <w:sz w:val="17"/>
+              </w:rPr>
+              <w:t>商品校验、发布、编辑和单件限制</w:t>
+            </w:r>
+          </w:p>
+        </w:tc>
+      </w:tr>
+      <w:tr>
+        <w:tc>
+          <w:tcPr>
+            <w:tcW w:type="dxa" w:w="936"/>
+          </w:tcPr>
+          <w:p>
+            <w:pPr>
+              <w:spacing w:after="0"/>
+            </w:pPr>
+            <w:r>
+              <w:rPr>
+                <w:sz w:val="17"/>
+              </w:rPr>
+              <w:t>T03</w:t>
+            </w:r>
+          </w:p>
+        </w:tc>
+        <w:tc>
+          <w:tcPr>
+            <w:tcW w:type="dxa" w:w="8784"/>
+          </w:tcPr>
+          <w:p>
+            <w:pPr>
+              <w:spacing w:after="0"/>
+            </w:pPr>
+            <w:r>
+              <w:rPr>
+                <w:sz w:val="17"/>
+              </w:rPr>
+              <w:t>购买意向、口令码和先进先出队列</w:t>
+            </w:r>
+          </w:p>
+        </w:tc>
+      </w:tr>
+      <w:tr>
+        <w:tc>
+          <w:tcPr>
+            <w:tcW w:type="dxa" w:w="936"/>
+          </w:tcPr>
+          <w:p>
+            <w:pPr>
+              <w:spacing w:after="0"/>
+            </w:pPr>
+            <w:r>
+              <w:rPr>
+                <w:sz w:val="17"/>
+              </w:rPr>
+              <w:t>T04</w:t>
+            </w:r>
+          </w:p>
+        </w:tc>
+        <w:tc>
+          <w:tcPr>
+            <w:tcW w:type="dxa" w:w="8784"/>
+          </w:tcPr>
+          <w:p>
+            <w:pPr>
+              <w:spacing w:after="0"/>
+            </w:pPr>
+            <w:r>
+              <w:rPr>
+                <w:sz w:val="17"/>
+              </w:rPr>
+              <w:t>交易冻结与撤销边界</w:t>
+            </w:r>
+          </w:p>
+        </w:tc>
+      </w:tr>
+      <w:tr>
+        <w:tc>
+          <w:tcPr>
+            <w:tcW w:type="dxa" w:w="936"/>
+          </w:tcPr>
+          <w:p>
+            <w:pPr>
+              <w:spacing w:after="0"/>
+            </w:pPr>
+            <w:r>
+              <w:rPr>
+                <w:sz w:val="17"/>
+              </w:rPr>
+              <w:t>T05</w:t>
+            </w:r>
+          </w:p>
+        </w:tc>
+        <w:tc>
+          <w:tcPr>
+            <w:tcW w:type="dxa" w:w="8784"/>
+          </w:tcPr>
+          <w:p>
+            <w:pPr>
+              <w:spacing w:after="0"/>
+            </w:pPr>
+            <w:r>
+              <w:rPr>
+                <w:sz w:val="17"/>
+              </w:rPr>
+              <w:t>交易失败并作废</w:t>
+            </w:r>
+          </w:p>
+        </w:tc>
+      </w:tr>
+      <w:tr>
+        <w:tc>
+          <w:tcPr>
+            <w:tcW w:type="dxa" w:w="936"/>
+          </w:tcPr>
+          <w:p>
+            <w:pPr>
+              <w:spacing w:after="0"/>
+            </w:pPr>
+            <w:r>
+              <w:rPr>
+                <w:sz w:val="17"/>
+              </w:rPr>
+              <w:t>T06</w:t>
+            </w:r>
+          </w:p>
+        </w:tc>
+        <w:tc>
+          <w:tcPr>
+            <w:tcW w:type="dxa" w:w="8784"/>
+          </w:tcPr>
+          <w:p>
+            <w:pPr>
+              <w:spacing w:after="0"/>
+            </w:pPr>
+            <w:r>
+              <w:rPr>
+                <w:sz w:val="17"/>
+              </w:rPr>
+              <w:t>交易失败并重新排队</w:t>
+            </w:r>
+          </w:p>
+        </w:tc>
+      </w:tr>
+      <w:tr>
+        <w:tc>
+          <w:tcPr>
+            <w:tcW w:type="dxa" w:w="936"/>
+          </w:tcPr>
+          <w:p>
+            <w:pPr>
+              <w:spacing w:after="0"/>
+            </w:pPr>
+            <w:r>
+              <w:rPr>
+                <w:sz w:val="17"/>
+              </w:rPr>
+              <w:t>T07</w:t>
+            </w:r>
+          </w:p>
+        </w:tc>
+        <w:tc>
+          <w:tcPr>
+            <w:tcW w:type="dxa" w:w="8784"/>
+          </w:tcPr>
+          <w:p>
+            <w:pPr>
+              <w:spacing w:after="0"/>
+            </w:pPr>
+            <w:r>
+              <w:rPr>
+                <w:sz w:val="17"/>
+              </w:rPr>
+              <w:t>交易成功后的商品与意向收尾</w:t>
+            </w:r>
+          </w:p>
+        </w:tc>
+      </w:tr>
+      <w:tr>
+        <w:tc>
+          <w:tcPr>
+            <w:tcW w:type="dxa" w:w="936"/>
+          </w:tcPr>
+          <w:p>
+            <w:pPr>
+              <w:spacing w:after="0"/>
+            </w:pPr>
+            <w:r>
+              <w:rPr>
+                <w:sz w:val="17"/>
+              </w:rPr>
+              <w:t>T08</w:t>
+            </w:r>
+          </w:p>
+        </w:tc>
+        <w:tc>
+          <w:tcPr>
+            <w:tcW w:type="dxa" w:w="8784"/>
+          </w:tcPr>
+          <w:p>
+            <w:pPr>
+              <w:spacing w:after="0"/>
+            </w:pPr>
+            <w:r>
+              <w:rPr>
+                <w:sz w:val="17"/>
+              </w:rPr>
+              <w:t>卖家主动下架</w:t>
+            </w:r>
+          </w:p>
+        </w:tc>
+      </w:tr>
+      <w:tr>
+        <w:tc>
+          <w:tcPr>
+            <w:tcW w:type="dxa" w:w="936"/>
+          </w:tcPr>
+          <w:p>
+            <w:pPr>
+              <w:spacing w:after="0"/>
+            </w:pPr>
+            <w:r>
+              <w:rPr>
+                <w:sz w:val="17"/>
+              </w:rPr>
+              <w:t>T09</w:t>
+            </w:r>
+          </w:p>
+        </w:tc>
+        <w:tc>
+          <w:tcPr>
+            <w:tcW w:type="dxa" w:w="8784"/>
+          </w:tcPr>
+          <w:p>
+            <w:pPr>
+              <w:spacing w:after="0"/>
+            </w:pPr>
+            <w:r>
+              <w:rPr>
+                <w:sz w:val="17"/>
+              </w:rPr>
+              <w:t>图片上传与首轮单图限制</w:t>
+            </w:r>
+          </w:p>
+        </w:tc>
+      </w:tr>
+      <w:tr>
+        <w:tc>
+          <w:tcPr>
+            <w:tcW w:type="dxa" w:w="936"/>
+          </w:tcPr>
+          <w:p>
+            <w:pPr>
+              <w:spacing w:after="0"/>
+            </w:pPr>
+            <w:r>
+              <w:rPr>
+                <w:sz w:val="17"/>
+              </w:rPr>
+              <w:t>T10</w:t>
+            </w:r>
+          </w:p>
+        </w:tc>
+        <w:tc>
+          <w:tcPr>
+            <w:tcW w:type="dxa" w:w="8784"/>
+          </w:tcPr>
+          <w:p>
+            <w:pPr>
+              <w:spacing w:after="0"/>
+            </w:pPr>
+            <w:r>
+              <w:rPr>
+                <w:sz w:val="17"/>
+              </w:rPr>
+              <w:t>旧版多图记录的首轮展示</w:t>
+            </w:r>
+          </w:p>
+        </w:tc>
+      </w:tr>
+      <w:tr>
+        <w:tc>
+          <w:tcPr>
+            <w:tcW w:type="dxa" w:w="936"/>
+          </w:tcPr>
+          <w:p>
+            <w:pPr>
+              <w:spacing w:after="0"/>
+            </w:pPr>
+            <w:r>
+              <w:rPr>
+                <w:sz w:val="17"/>
+              </w:rPr>
+              <w:t>U01</w:t>
+            </w:r>
+          </w:p>
+        </w:tc>
+        <w:tc>
+          <w:tcPr>
+            <w:tcW w:type="dxa" w:w="8784"/>
+          </w:tcPr>
+          <w:p>
+            <w:pPr>
+              <w:spacing w:after="0"/>
+            </w:pPr>
+            <w:r>
+              <w:rPr>
+                <w:sz w:val="17"/>
+              </w:rPr>
+              <w:t>买家空状态与无图商品</w:t>
+            </w:r>
+          </w:p>
+        </w:tc>
+      </w:tr>
+      <w:tr>
+        <w:tc>
+          <w:tcPr>
+            <w:tcW w:type="dxa" w:w="936"/>
+          </w:tcPr>
+          <w:p>
+            <w:pPr>
+              <w:spacing w:after="0"/>
+            </w:pPr>
+            <w:r>
+              <w:rPr>
+                <w:sz w:val="17"/>
+              </w:rPr>
+              <w:t>U02</w:t>
+            </w:r>
+          </w:p>
+        </w:tc>
+        <w:tc>
+          <w:tcPr>
+            <w:tcW w:type="dxa" w:w="8784"/>
+          </w:tcPr>
+          <w:p>
+            <w:pPr>
+              <w:spacing w:after="0"/>
+            </w:pPr>
+            <w:r>
+              <w:rPr>
+                <w:sz w:val="17"/>
+              </w:rPr>
+              <w:t>买家表单与口令码查询</w:t>
+            </w:r>
+          </w:p>
+        </w:tc>
+      </w:tr>
+      <w:tr>
+        <w:tc>
+          <w:tcPr>
+            <w:tcW w:type="dxa" w:w="936"/>
+          </w:tcPr>
+          <w:p>
+            <w:pPr>
+              <w:spacing w:after="0"/>
+            </w:pPr>
+            <w:r>
+              <w:rPr>
+                <w:sz w:val="17"/>
+              </w:rPr>
+              <w:t>U03</w:t>
+            </w:r>
+          </w:p>
+        </w:tc>
+        <w:tc>
+          <w:tcPr>
+            <w:tcW w:type="dxa" w:w="8784"/>
+          </w:tcPr>
+          <w:p>
+            <w:pPr>
+              <w:spacing w:after="0"/>
+            </w:pPr>
+            <w:r>
+              <w:rPr>
+                <w:sz w:val="17"/>
+              </w:rPr>
+              <w:t>队列顺序与队首交易</w:t>
+            </w:r>
+          </w:p>
+        </w:tc>
+      </w:tr>
+      <w:tr>
+        <w:tc>
+          <w:tcPr>
+            <w:tcW w:type="dxa" w:w="936"/>
+          </w:tcPr>
+          <w:p>
+            <w:pPr>
+              <w:spacing w:after="0"/>
+            </w:pPr>
+            <w:r>
+              <w:rPr>
+                <w:sz w:val="17"/>
+              </w:rPr>
+              <w:t>U04</w:t>
+            </w:r>
+          </w:p>
+        </w:tc>
+        <w:tc>
+          <w:tcPr>
+            <w:tcW w:type="dxa" w:w="8784"/>
+          </w:tcPr>
+          <w:p>
+            <w:pPr>
+              <w:spacing w:after="0"/>
+            </w:pPr>
+            <w:r>
+              <w:rPr>
+                <w:sz w:val="17"/>
+              </w:rPr>
+              <w:t>冻结期间等待者与交易者的撤销</w:t>
+            </w:r>
+          </w:p>
+        </w:tc>
+      </w:tr>
+      <w:tr>
+        <w:tc>
+          <w:tcPr>
+            <w:tcW w:type="dxa" w:w="936"/>
+          </w:tcPr>
+          <w:p>
+            <w:pPr>
+              <w:spacing w:after="0"/>
+            </w:pPr>
+            <w:r>
+              <w:rPr>
+                <w:sz w:val="17"/>
+              </w:rPr>
+              <w:t>U05</w:t>
+            </w:r>
+          </w:p>
+        </w:tc>
+        <w:tc>
+          <w:tcPr>
+            <w:tcW w:type="dxa" w:w="8784"/>
+          </w:tcPr>
+          <w:p>
+            <w:pPr>
+              <w:spacing w:after="0"/>
+            </w:pPr>
+            <w:r>
+              <w:rPr>
+                <w:sz w:val="17"/>
+              </w:rPr>
+              <w:t>服务重启后的数据保留</w:t>
+            </w:r>
+          </w:p>
+        </w:tc>
+      </w:tr>
+      <w:tr>
+        <w:tc>
+          <w:tcPr>
+            <w:tcW w:type="dxa" w:w="936"/>
+          </w:tcPr>
+          <w:p>
+            <w:pPr>
+              <w:spacing w:after="0"/>
+            </w:pPr>
+            <w:r>
+              <w:rPr>
+                <w:sz w:val="17"/>
+              </w:rPr>
+              <w:t>U06</w:t>
+            </w:r>
+          </w:p>
+        </w:tc>
+        <w:tc>
+          <w:tcPr>
+            <w:tcW w:type="dxa" w:w="8784"/>
+          </w:tcPr>
+          <w:p>
+            <w:pPr>
+              <w:spacing w:after="0"/>
+            </w:pPr>
+            <w:r>
+              <w:rPr>
+                <w:sz w:val="17"/>
+              </w:rPr>
+              <w:t>页面上传限制与无图发布</w:t>
+            </w:r>
+          </w:p>
+        </w:tc>
+      </w:tr>
+      <w:tr>
+        <w:tc>
+          <w:tcPr>
+            <w:tcW w:type="dxa" w:w="936"/>
+          </w:tcPr>
+          <w:p>
+            <w:pPr>
+              <w:spacing w:after="0"/>
+            </w:pPr>
+            <w:r>
+              <w:rPr>
+                <w:sz w:val="17"/>
+              </w:rPr>
+              <w:t>U07</w:t>
+            </w:r>
+          </w:p>
+        </w:tc>
+        <w:tc>
+          <w:tcPr>
+            <w:tcW w:type="dxa" w:w="8784"/>
+          </w:tcPr>
+          <w:p>
+            <w:pPr>
+              <w:spacing w:after="0"/>
+            </w:pPr>
+            <w:r>
+              <w:rPr>
+                <w:sz w:val="17"/>
+              </w:rPr>
+              <w:t>桌面与窄屏页面显示</w:t>
+            </w:r>
+          </w:p>
+        </w:tc>
+      </w:tr>
+    </w:tbl>
+    <w:p>
+      <w:pPr>
+        <w:pStyle w:val="1"/>
+      </w:pPr>
+      <w:r>
+        <w:t>测试实例总览</w:t>
       </w:r>
     </w:p>
     <w:p>
-      <w:proofErr w:type="spellStart"/>
-      <w:r>
-        <w:t>自动化用例运行方式：在项目根目录执行</w:t>
-      </w:r>
-      <w:proofErr w:type="spellEnd"/>
-      <w:r>
-        <w:t xml:space="preserve"> tests\</w:t>
-      </w:r>
-      <w:proofErr w:type="spellStart"/>
-      <w:r>
-        <w:t>run-tests.cmd，或进入</w:t>
-      </w:r>
-      <w:proofErr w:type="spellEnd"/>
-      <w:r>
-        <w:t xml:space="preserve"> backend </w:t>
-      </w:r>
-      <w:proofErr w:type="spellStart"/>
-      <w:r>
-        <w:t>目录执行</w:t>
-      </w:r>
-      <w:proofErr w:type="spellEnd"/>
-      <w:r>
-        <w:t xml:space="preserve"> mvn test。自动化测试不会清空日常运行的 backend/data。</w:t>
+      <w:pPr/>
+      <w:r>
+        <w:t>下表的文件路径以 tests/验收测试数据 为起点。T09 每个实例目录还包含 sample.png、sample.jpg、invalid.txt 和 oversized.png；U 类 21 个实例经用户确认全部测试通过。</w:t>
+      </w:r>
+    </w:p>
+    <w:tbl>
+      <w:tblPr>
+        <w:tblStyle w:val="aff1"/>
+        <w:tblW w:type="auto" w:w="0"/>
+        <w:tblLayout w:type="fixed"/>
+        <w:tblLook w:firstColumn="1" w:firstRow="1" w:lastColumn="0" w:lastRow="0" w:noHBand="0" w:noVBand="1" w:val="04A0"/>
+      </w:tblPr>
+      <w:tblGrid>
+        <w:gridCol w:w="2408"/>
+        <w:gridCol w:w="2408"/>
+        <w:gridCol w:w="2408"/>
+        <w:gridCol w:w="2408"/>
+      </w:tblGrid>
+      <w:tr>
+        <w:trPr>
+          <w:tblHeader w:val="true"/>
+          <w:cantSplit/>
+        </w:trPr>
+        <w:tc>
+          <w:tcPr>
+            <w:tcW w:type="dxa" w:w="835"/>
+          </w:tcPr>
+          <w:p>
+            <w:r>
+              <w:rPr>
+                <w:b/>
+              </w:rPr>
+              <w:t>实例</w:t>
+            </w:r>
+          </w:p>
+        </w:tc>
+        <w:tc>
+          <w:tcPr>
+            <w:tcW w:type="dxa" w:w="3456"/>
+          </w:tcPr>
+          <w:p>
+            <w:r>
+              <w:rPr>
+                <w:b/>
+              </w:rPr>
+              <w:t>输入或操作</w:t>
+            </w:r>
+          </w:p>
+        </w:tc>
+        <w:tc>
+          <w:tcPr>
+            <w:tcW w:type="dxa" w:w="2880"/>
+          </w:tcPr>
+          <w:p>
+            <w:r>
+              <w:rPr>
+                <w:b/>
+              </w:rPr>
+              <w:t>预期结果</w:t>
+            </w:r>
+          </w:p>
+        </w:tc>
+        <w:tc>
+          <w:tcPr>
+            <w:tcW w:type="dxa" w:w="2664"/>
+          </w:tcPr>
+          <w:p>
+            <w:r>
+              <w:rPr>
+                <w:b/>
+              </w:rPr>
+              <w:t>实例文件</w:t>
+            </w:r>
+          </w:p>
+        </w:tc>
+      </w:tr>
+      <w:tr>
+        <w:trPr>
+          <w:cantSplit/>
+        </w:trPr>
+        <w:tc>
+          <w:tcPr>
+            <w:tcW w:type="dxa" w:w="835"/>
+          </w:tcPr>
+          <w:p>
+            <w:pPr>
+              <w:spacing w:after="0"/>
+            </w:pPr>
+            <w:r>
+              <w:rPr>
+                <w:sz w:val="17"/>
+              </w:rPr>
+              <w:t>T01-01</w:t>
+            </w:r>
+          </w:p>
+        </w:tc>
+        <w:tc>
+          <w:tcPr>
+            <w:tcW w:type="dxa" w:w="3456"/>
+          </w:tcPr>
+          <w:p>
+            <w:pPr>
+              <w:spacing w:after="0"/>
+            </w:pPr>
+            <w:r>
+              <w:rPr>
+                <w:sz w:val="17"/>
+              </w:rPr>
+              <w:t>错误密码与未登录拦截</w:t>
+            </w:r>
+          </w:p>
+        </w:tc>
+        <w:tc>
+          <w:tcPr>
+            <w:tcW w:type="dxa" w:w="2880"/>
+          </w:tcPr>
+          <w:p>
+            <w:pPr>
+              <w:spacing w:after="0"/>
+            </w:pPr>
+            <w:r>
+              <w:rPr>
+                <w:sz w:val="17"/>
+              </w:rPr>
+              <w:t>未登录和错误密码均为 401；正确登录后可访问，退出后失效</w:t>
+            </w:r>
+          </w:p>
+        </w:tc>
+        <w:tc>
+          <w:tcPr>
+            <w:tcW w:type="dxa" w:w="2664"/>
+          </w:tcPr>
+          <w:p>
+            <w:pPr>
+              <w:spacing w:after="0"/>
+            </w:pPr>
+            <w:r>
+              <w:rPr>
+                <w:sz w:val="17"/>
+              </w:rPr>
+              <w:t>T01/第1个测试实例/instance.json</w:t>
+            </w:r>
+          </w:p>
+        </w:tc>
+      </w:tr>
+      <w:tr>
+        <w:trPr>
+          <w:cantSplit/>
+        </w:trPr>
+        <w:tc>
+          <w:tcPr>
+            <w:tcW w:type="dxa" w:w="835"/>
+          </w:tcPr>
+          <w:p>
+            <w:pPr>
+              <w:spacing w:after="0"/>
+            </w:pPr>
+            <w:r>
+              <w:rPr>
+                <w:sz w:val="17"/>
+              </w:rPr>
+              <w:t>T01-02</w:t>
+            </w:r>
+          </w:p>
+        </w:tc>
+        <w:tc>
+          <w:tcPr>
+            <w:tcW w:type="dxa" w:w="3456"/>
+          </w:tcPr>
+          <w:p>
+            <w:pPr>
+              <w:spacing w:after="0"/>
+            </w:pPr>
+            <w:r>
+              <w:rPr>
+                <w:sz w:val="17"/>
+              </w:rPr>
+              <w:t>另一组错误密码</w:t>
+            </w:r>
+          </w:p>
+        </w:tc>
+        <w:tc>
+          <w:tcPr>
+            <w:tcW w:type="dxa" w:w="2880"/>
+          </w:tcPr>
+          <w:p>
+            <w:pPr>
+              <w:spacing w:after="0"/>
+            </w:pPr>
+            <w:r>
+              <w:rPr>
+                <w:sz w:val="17"/>
+              </w:rPr>
+              <w:t>错误密码不能创建会话；正确登录及退出流程正常</w:t>
+            </w:r>
+          </w:p>
+        </w:tc>
+        <w:tc>
+          <w:tcPr>
+            <w:tcW w:type="dxa" w:w="2664"/>
+          </w:tcPr>
+          <w:p>
+            <w:pPr>
+              <w:spacing w:after="0"/>
+            </w:pPr>
+            <w:r>
+              <w:rPr>
+                <w:sz w:val="17"/>
+              </w:rPr>
+              <w:t>T01/第2个测试实例/instance.json</w:t>
+            </w:r>
+          </w:p>
+        </w:tc>
+      </w:tr>
+      <w:tr>
+        <w:trPr>
+          <w:cantSplit/>
+        </w:trPr>
+        <w:tc>
+          <w:tcPr>
+            <w:tcW w:type="dxa" w:w="835"/>
+          </w:tcPr>
+          <w:p>
+            <w:pPr>
+              <w:spacing w:after="0"/>
+            </w:pPr>
+            <w:r>
+              <w:rPr>
+                <w:sz w:val="17"/>
+              </w:rPr>
+              <w:t>T01-03</w:t>
+            </w:r>
+          </w:p>
+        </w:tc>
+        <w:tc>
+          <w:tcPr>
+            <w:tcW w:type="dxa" w:w="3456"/>
+          </w:tcPr>
+          <w:p>
+            <w:pPr>
+              <w:spacing w:after="0"/>
+            </w:pPr>
+            <w:r>
+              <w:rPr>
+                <w:sz w:val="17"/>
+              </w:rPr>
+              <w:t>大小写错误密码</w:t>
+            </w:r>
+          </w:p>
+        </w:tc>
+        <w:tc>
+          <w:tcPr>
+            <w:tcW w:type="dxa" w:w="2880"/>
+          </w:tcPr>
+          <w:p>
+            <w:pPr>
+              <w:spacing w:after="0"/>
+            </w:pPr>
+            <w:r>
+              <w:rPr>
+                <w:sz w:val="17"/>
+              </w:rPr>
+              <w:t>密码区分大小写，错误登录 401，退出后后台仍为 401</w:t>
+            </w:r>
+          </w:p>
+        </w:tc>
+        <w:tc>
+          <w:tcPr>
+            <w:tcW w:type="dxa" w:w="2664"/>
+          </w:tcPr>
+          <w:p>
+            <w:pPr>
+              <w:spacing w:after="0"/>
+            </w:pPr>
+            <w:r>
+              <w:rPr>
+                <w:sz w:val="17"/>
+              </w:rPr>
+              <w:t>T01/第3个测试实例/instance.json</w:t>
+            </w:r>
+          </w:p>
+        </w:tc>
+      </w:tr>
+      <w:tr>
+        <w:trPr>
+          <w:cantSplit/>
+        </w:trPr>
+        <w:tc>
+          <w:tcPr>
+            <w:tcW w:type="dxa" w:w="835"/>
+          </w:tcPr>
+          <w:p>
+            <w:pPr>
+              <w:spacing w:after="0"/>
+            </w:pPr>
+            <w:r>
+              <w:rPr>
+                <w:sz w:val="17"/>
+              </w:rPr>
+              <w:t>T02-01</w:t>
+            </w:r>
+          </w:p>
+        </w:tc>
+        <w:tc>
+          <w:tcPr>
+            <w:tcW w:type="dxa" w:w="3456"/>
+          </w:tcPr>
+          <w:p>
+            <w:pPr>
+              <w:spacing w:after="0"/>
+            </w:pPr>
+            <w:r>
+              <w:rPr>
+                <w:sz w:val="17"/>
+              </w:rPr>
+              <w:t>商品甲发布与编辑；价格 88</w:t>
+            </w:r>
+          </w:p>
+        </w:tc>
+        <w:tc>
+          <w:tcPr>
+            <w:tcW w:type="dxa" w:w="2880"/>
+          </w:tcPr>
+          <w:p>
+            <w:pPr>
+              <w:spacing w:after="0"/>
+            </w:pPr>
+            <w:r>
+              <w:rPr>
+                <w:sz w:val="17"/>
+              </w:rPr>
+              <w:t>必填校验 400；单件限制 409；公开查询返回更新商品甲</w:t>
+            </w:r>
+          </w:p>
+        </w:tc>
+        <w:tc>
+          <w:tcPr>
+            <w:tcW w:type="dxa" w:w="2664"/>
+          </w:tcPr>
+          <w:p>
+            <w:pPr>
+              <w:spacing w:after="0"/>
+            </w:pPr>
+            <w:r>
+              <w:rPr>
+                <w:sz w:val="17"/>
+              </w:rPr>
+              <w:t>T02/第1个测试实例/instance.json</w:t>
+            </w:r>
+          </w:p>
+        </w:tc>
+      </w:tr>
+      <w:tr>
+        <w:trPr>
+          <w:cantSplit/>
+        </w:trPr>
+        <w:tc>
+          <w:tcPr>
+            <w:tcW w:type="dxa" w:w="835"/>
+          </w:tcPr>
+          <w:p>
+            <w:pPr>
+              <w:spacing w:after="0"/>
+            </w:pPr>
+            <w:r>
+              <w:rPr>
+                <w:sz w:val="17"/>
+              </w:rPr>
+              <w:t>T02-02</w:t>
+            </w:r>
+          </w:p>
+        </w:tc>
+        <w:tc>
+          <w:tcPr>
+            <w:tcW w:type="dxa" w:w="3456"/>
+          </w:tcPr>
+          <w:p>
+            <w:pPr>
+              <w:spacing w:after="0"/>
+            </w:pPr>
+            <w:r>
+              <w:rPr>
+                <w:sz w:val="17"/>
+              </w:rPr>
+              <w:t>商品乙发布与编辑；价格 99</w:t>
+            </w:r>
+          </w:p>
+        </w:tc>
+        <w:tc>
+          <w:tcPr>
+            <w:tcW w:type="dxa" w:w="2880"/>
+          </w:tcPr>
+          <w:p>
+            <w:pPr>
+              <w:spacing w:after="0"/>
+            </w:pPr>
+            <w:r>
+              <w:rPr>
+                <w:sz w:val="17"/>
+              </w:rPr>
+              <w:t>发布状态 ON_SALE；编辑和公开查询一致</w:t>
+            </w:r>
+          </w:p>
+        </w:tc>
+        <w:tc>
+          <w:tcPr>
+            <w:tcW w:type="dxa" w:w="2664"/>
+          </w:tcPr>
+          <w:p>
+            <w:pPr>
+              <w:spacing w:after="0"/>
+            </w:pPr>
+            <w:r>
+              <w:rPr>
+                <w:sz w:val="17"/>
+              </w:rPr>
+              <w:t>T02/第2个测试实例/instance.json</w:t>
+            </w:r>
+          </w:p>
+        </w:tc>
+      </w:tr>
+      <w:tr>
+        <w:trPr>
+          <w:cantSplit/>
+        </w:trPr>
+        <w:tc>
+          <w:tcPr>
+            <w:tcW w:type="dxa" w:w="835"/>
+          </w:tcPr>
+          <w:p>
+            <w:pPr>
+              <w:spacing w:after="0"/>
+            </w:pPr>
+            <w:r>
+              <w:rPr>
+                <w:sz w:val="17"/>
+              </w:rPr>
+              <w:t>T02-03</w:t>
+            </w:r>
+          </w:p>
+        </w:tc>
+        <w:tc>
+          <w:tcPr>
+            <w:tcW w:type="dxa" w:w="3456"/>
+          </w:tcPr>
+          <w:p>
+            <w:pPr>
+              <w:spacing w:after="0"/>
+            </w:pPr>
+            <w:r>
+              <w:rPr>
+                <w:sz w:val="17"/>
+              </w:rPr>
+              <w:t>商品丙发布与编辑；价格 120</w:t>
+            </w:r>
+          </w:p>
+        </w:tc>
+        <w:tc>
+          <w:tcPr>
+            <w:tcW w:type="dxa" w:w="2880"/>
+          </w:tcPr>
+          <w:p>
+            <w:pPr>
+              <w:spacing w:after="0"/>
+            </w:pPr>
+            <w:r>
+              <w:rPr>
+                <w:sz w:val="17"/>
+              </w:rPr>
+              <w:t>第二件商品被拒绝；首件编辑成功</w:t>
+            </w:r>
+          </w:p>
+        </w:tc>
+        <w:tc>
+          <w:tcPr>
+            <w:tcW w:type="dxa" w:w="2664"/>
+          </w:tcPr>
+          <w:p>
+            <w:pPr>
+              <w:spacing w:after="0"/>
+            </w:pPr>
+            <w:r>
+              <w:rPr>
+                <w:sz w:val="17"/>
+              </w:rPr>
+              <w:t>T02/第3个测试实例/instance.json</w:t>
+            </w:r>
+          </w:p>
+        </w:tc>
+      </w:tr>
+      <w:tr>
+        <w:trPr>
+          <w:cantSplit/>
+        </w:trPr>
+        <w:tc>
+          <w:tcPr>
+            <w:tcW w:type="dxa" w:w="835"/>
+          </w:tcPr>
+          <w:p>
+            <w:pPr>
+              <w:spacing w:after="0"/>
+            </w:pPr>
+            <w:r>
+              <w:rPr>
+                <w:sz w:val="17"/>
+              </w:rPr>
+              <w:t>T03-01</w:t>
+            </w:r>
+          </w:p>
+        </w:tc>
+        <w:tc>
+          <w:tcPr>
+            <w:tcW w:type="dxa" w:w="3456"/>
+          </w:tcPr>
+          <w:p>
+            <w:pPr>
+              <w:spacing w:after="0"/>
+            </w:pPr>
+            <w:r>
+              <w:rPr>
+                <w:sz w:val="17"/>
+              </w:rPr>
+              <w:t>138 号码三人队列；电话前缀 1380000000</w:t>
+            </w:r>
+          </w:p>
+        </w:tc>
+        <w:tc>
+          <w:tcPr>
+            <w:tcW w:type="dxa" w:w="2880"/>
+          </w:tcPr>
+          <w:p>
+            <w:pPr>
+              <w:spacing w:after="0"/>
+            </w:pPr>
+            <w:r>
+              <w:rPr>
+                <w:sz w:val="17"/>
+              </w:rPr>
+              <w:t>唯一口令码；撤销、重排、作废后排位和有效性正确</w:t>
+            </w:r>
+          </w:p>
+        </w:tc>
+        <w:tc>
+          <w:tcPr>
+            <w:tcW w:type="dxa" w:w="2664"/>
+          </w:tcPr>
+          <w:p>
+            <w:pPr>
+              <w:spacing w:after="0"/>
+            </w:pPr>
+            <w:r>
+              <w:rPr>
+                <w:sz w:val="17"/>
+              </w:rPr>
+              <w:t>T03/第1个测试实例/instance.json</w:t>
+            </w:r>
+          </w:p>
+        </w:tc>
+      </w:tr>
+      <w:tr>
+        <w:trPr>
+          <w:cantSplit/>
+        </w:trPr>
+        <w:tc>
+          <w:tcPr>
+            <w:tcW w:type="dxa" w:w="835"/>
+          </w:tcPr>
+          <w:p>
+            <w:pPr>
+              <w:spacing w:after="0"/>
+            </w:pPr>
+            <w:r>
+              <w:rPr>
+                <w:sz w:val="17"/>
+              </w:rPr>
+              <w:t>T03-02</w:t>
+            </w:r>
+          </w:p>
+        </w:tc>
+        <w:tc>
+          <w:tcPr>
+            <w:tcW w:type="dxa" w:w="3456"/>
+          </w:tcPr>
+          <w:p>
+            <w:pPr>
+              <w:spacing w:after="0"/>
+            </w:pPr>
+            <w:r>
+              <w:rPr>
+                <w:sz w:val="17"/>
+              </w:rPr>
+              <w:t>139 号码三人队列；电话前缀 1390000000</w:t>
+            </w:r>
+          </w:p>
+        </w:tc>
+        <w:tc>
+          <w:tcPr>
+            <w:tcW w:type="dxa" w:w="2880"/>
+          </w:tcPr>
+          <w:p>
+            <w:pPr>
+              <w:spacing w:after="0"/>
+            </w:pPr>
+            <w:r>
+              <w:rPr>
+                <w:sz w:val="17"/>
+              </w:rPr>
+              <w:t>按提交先后排队；撤销和作废使口令码失效</w:t>
+            </w:r>
+          </w:p>
+        </w:tc>
+        <w:tc>
+          <w:tcPr>
+            <w:tcW w:type="dxa" w:w="2664"/>
+          </w:tcPr>
+          <w:p>
+            <w:pPr>
+              <w:spacing w:after="0"/>
+            </w:pPr>
+            <w:r>
+              <w:rPr>
+                <w:sz w:val="17"/>
+              </w:rPr>
+              <w:t>T03/第2个测试实例/instance.json</w:t>
+            </w:r>
+          </w:p>
+        </w:tc>
+      </w:tr>
+      <w:tr>
+        <w:trPr>
+          <w:cantSplit/>
+        </w:trPr>
+        <w:tc>
+          <w:tcPr>
+            <w:tcW w:type="dxa" w:w="835"/>
+          </w:tcPr>
+          <w:p>
+            <w:pPr>
+              <w:spacing w:after="0"/>
+            </w:pPr>
+            <w:r>
+              <w:rPr>
+                <w:sz w:val="17"/>
+              </w:rPr>
+              <w:t>T03-03</w:t>
+            </w:r>
+          </w:p>
+        </w:tc>
+        <w:tc>
+          <w:tcPr>
+            <w:tcW w:type="dxa" w:w="3456"/>
+          </w:tcPr>
+          <w:p>
+            <w:pPr>
+              <w:spacing w:after="0"/>
+            </w:pPr>
+            <w:r>
+              <w:rPr>
+                <w:sz w:val="17"/>
+              </w:rPr>
+              <w:t>137 号码三人队列；电话前缀 1370000000</w:t>
+            </w:r>
+          </w:p>
+        </w:tc>
+        <w:tc>
+          <w:tcPr>
+            <w:tcW w:type="dxa" w:w="2880"/>
+          </w:tcPr>
+          <w:p>
+            <w:pPr>
+              <w:spacing w:after="0"/>
+            </w:pPr>
+            <w:r>
+              <w:rPr>
+                <w:sz w:val="17"/>
+              </w:rPr>
+              <w:t>重新排队移至队尾并保留原口令码</w:t>
+            </w:r>
+          </w:p>
+        </w:tc>
+        <w:tc>
+          <w:tcPr>
+            <w:tcW w:type="dxa" w:w="2664"/>
+          </w:tcPr>
+          <w:p>
+            <w:pPr>
+              <w:spacing w:after="0"/>
+            </w:pPr>
+            <w:r>
+              <w:rPr>
+                <w:sz w:val="17"/>
+              </w:rPr>
+              <w:t>T03/第3个测试实例/instance.json</w:t>
+            </w:r>
+          </w:p>
+        </w:tc>
+      </w:tr>
+      <w:tr>
+        <w:trPr>
+          <w:cantSplit/>
+        </w:trPr>
+        <w:tc>
+          <w:tcPr>
+            <w:tcW w:type="dxa" w:w="835"/>
+          </w:tcPr>
+          <w:p>
+            <w:pPr>
+              <w:spacing w:after="0"/>
+            </w:pPr>
+            <w:r>
+              <w:rPr>
+                <w:sz w:val="17"/>
+              </w:rPr>
+              <w:t>T04-01</w:t>
+            </w:r>
+          </w:p>
+        </w:tc>
+        <w:tc>
+          <w:tcPr>
+            <w:tcW w:type="dxa" w:w="3456"/>
+          </w:tcPr>
+          <w:p>
+            <w:pPr>
+              <w:spacing w:after="0"/>
+            </w:pPr>
+            <w:r>
+              <w:rPr>
+                <w:sz w:val="17"/>
+              </w:rPr>
+              <w:t>138 号码冻结边界；电话前缀 1381000000</w:t>
+            </w:r>
+          </w:p>
+        </w:tc>
+        <w:tc>
+          <w:tcPr>
+            <w:tcW w:type="dxa" w:w="2880"/>
+          </w:tcPr>
+          <w:p>
+            <w:pPr>
+              <w:spacing w:after="0"/>
+            </w:pPr>
+            <w:r>
+              <w:rPr>
+                <w:sz w:val="17"/>
+              </w:rPr>
+              <w:t>只选队首；交易者不能撤销，等待者可以撤销</w:t>
+            </w:r>
+          </w:p>
+        </w:tc>
+        <w:tc>
+          <w:tcPr>
+            <w:tcW w:type="dxa" w:w="2664"/>
+          </w:tcPr>
+          <w:p>
+            <w:pPr>
+              <w:spacing w:after="0"/>
+            </w:pPr>
+            <w:r>
+              <w:rPr>
+                <w:sz w:val="17"/>
+              </w:rPr>
+              <w:t>T04/第1个测试实例/instance.json</w:t>
+            </w:r>
+          </w:p>
+        </w:tc>
+      </w:tr>
+      <w:tr>
+        <w:trPr>
+          <w:cantSplit/>
+        </w:trPr>
+        <w:tc>
+          <w:tcPr>
+            <w:tcW w:type="dxa" w:w="835"/>
+          </w:tcPr>
+          <w:p>
+            <w:pPr>
+              <w:spacing w:after="0"/>
+            </w:pPr>
+            <w:r>
+              <w:rPr>
+                <w:sz w:val="17"/>
+              </w:rPr>
+              <w:t>T04-02</w:t>
+            </w:r>
+          </w:p>
+        </w:tc>
+        <w:tc>
+          <w:tcPr>
+            <w:tcW w:type="dxa" w:w="3456"/>
+          </w:tcPr>
+          <w:p>
+            <w:pPr>
+              <w:spacing w:after="0"/>
+            </w:pPr>
+            <w:r>
+              <w:rPr>
+                <w:sz w:val="17"/>
+              </w:rPr>
+              <w:t>139 号码冻结边界；电话前缀 1391000000</w:t>
+            </w:r>
+          </w:p>
+        </w:tc>
+        <w:tc>
+          <w:tcPr>
+            <w:tcW w:type="dxa" w:w="2880"/>
+          </w:tcPr>
+          <w:p>
+            <w:pPr>
+              <w:spacing w:after="0"/>
+            </w:pPr>
+            <w:r>
+              <w:rPr>
+                <w:sz w:val="17"/>
+              </w:rPr>
+              <w:t>交易中拒绝新意向和直接下架</w:t>
+            </w:r>
+          </w:p>
+        </w:tc>
+        <w:tc>
+          <w:tcPr>
+            <w:tcW w:type="dxa" w:w="2664"/>
+          </w:tcPr>
+          <w:p>
+            <w:pPr>
+              <w:spacing w:after="0"/>
+            </w:pPr>
+            <w:r>
+              <w:rPr>
+                <w:sz w:val="17"/>
+              </w:rPr>
+              <w:t>T04/第2个测试实例/instance.json</w:t>
+            </w:r>
+          </w:p>
+        </w:tc>
+      </w:tr>
+      <w:tr>
+        <w:trPr>
+          <w:cantSplit/>
+        </w:trPr>
+        <w:tc>
+          <w:tcPr>
+            <w:tcW w:type="dxa" w:w="835"/>
+          </w:tcPr>
+          <w:p>
+            <w:pPr>
+              <w:spacing w:after="0"/>
+            </w:pPr>
+            <w:r>
+              <w:rPr>
+                <w:sz w:val="17"/>
+              </w:rPr>
+              <w:t>T04-03</w:t>
+            </w:r>
+          </w:p>
+        </w:tc>
+        <w:tc>
+          <w:tcPr>
+            <w:tcW w:type="dxa" w:w="3456"/>
+          </w:tcPr>
+          <w:p>
+            <w:pPr>
+              <w:spacing w:after="0"/>
+            </w:pPr>
+            <w:r>
+              <w:rPr>
+                <w:sz w:val="17"/>
+              </w:rPr>
+              <w:t>137 号码冻结边界；电话前缀 1371000000</w:t>
+            </w:r>
+          </w:p>
+        </w:tc>
+        <w:tc>
+          <w:tcPr>
+            <w:tcW w:type="dxa" w:w="2880"/>
+          </w:tcPr>
+          <w:p>
+            <w:pPr>
+              <w:spacing w:after="0"/>
+            </w:pPr>
+            <w:r>
+              <w:rPr>
+                <w:sz w:val="17"/>
+              </w:rPr>
+              <w:t>等待者撤销后后续排位前移</w:t>
+            </w:r>
+          </w:p>
+        </w:tc>
+        <w:tc>
+          <w:tcPr>
+            <w:tcW w:type="dxa" w:w="2664"/>
+          </w:tcPr>
+          <w:p>
+            <w:pPr>
+              <w:spacing w:after="0"/>
+            </w:pPr>
+            <w:r>
+              <w:rPr>
+                <w:sz w:val="17"/>
+              </w:rPr>
+              <w:t>T04/第3个测试实例/instance.json</w:t>
+            </w:r>
+          </w:p>
+        </w:tc>
+      </w:tr>
+      <w:tr>
+        <w:trPr>
+          <w:cantSplit/>
+        </w:trPr>
+        <w:tc>
+          <w:tcPr>
+            <w:tcW w:type="dxa" w:w="835"/>
+          </w:tcPr>
+          <w:p>
+            <w:pPr>
+              <w:spacing w:after="0"/>
+            </w:pPr>
+            <w:r>
+              <w:rPr>
+                <w:sz w:val="17"/>
+              </w:rPr>
+              <w:t>T05-01</w:t>
+            </w:r>
+          </w:p>
+        </w:tc>
+        <w:tc>
+          <w:tcPr>
+            <w:tcW w:type="dxa" w:w="3456"/>
+          </w:tcPr>
+          <w:p>
+            <w:pPr>
+              <w:spacing w:after="0"/>
+            </w:pPr>
+            <w:r>
+              <w:rPr>
+                <w:sz w:val="17"/>
+              </w:rPr>
+              <w:t>138 号码失败作废；电话前缀 1382000000</w:t>
+            </w:r>
+          </w:p>
+        </w:tc>
+        <w:tc>
+          <w:tcPr>
+            <w:tcW w:type="dxa" w:w="2880"/>
+          </w:tcPr>
+          <w:p>
+            <w:pPr>
+              <w:spacing w:after="0"/>
+            </w:pPr>
+            <w:r>
+              <w:rPr>
+                <w:sz w:val="17"/>
+              </w:rPr>
+              <w:t>商品恢复在售；失败买家原码失效；下一位仍排队</w:t>
+            </w:r>
+          </w:p>
+        </w:tc>
+        <w:tc>
+          <w:tcPr>
+            <w:tcW w:type="dxa" w:w="2664"/>
+          </w:tcPr>
+          <w:p>
+            <w:pPr>
+              <w:spacing w:after="0"/>
+            </w:pPr>
+            <w:r>
+              <w:rPr>
+                <w:sz w:val="17"/>
+              </w:rPr>
+              <w:t>T05/第1个测试实例/instance.json</w:t>
+            </w:r>
+          </w:p>
+        </w:tc>
+      </w:tr>
+      <w:tr>
+        <w:trPr>
+          <w:cantSplit/>
+        </w:trPr>
+        <w:tc>
+          <w:tcPr>
+            <w:tcW w:type="dxa" w:w="835"/>
+          </w:tcPr>
+          <w:p>
+            <w:pPr>
+              <w:spacing w:after="0"/>
+            </w:pPr>
+            <w:r>
+              <w:rPr>
+                <w:sz w:val="17"/>
+              </w:rPr>
+              <w:t>T05-02</w:t>
+            </w:r>
+          </w:p>
+        </w:tc>
+        <w:tc>
+          <w:tcPr>
+            <w:tcW w:type="dxa" w:w="3456"/>
+          </w:tcPr>
+          <w:p>
+            <w:pPr>
+              <w:spacing w:after="0"/>
+            </w:pPr>
+            <w:r>
+              <w:rPr>
+                <w:sz w:val="17"/>
+              </w:rPr>
+              <w:t>139 号码失败作废；电话前缀 1392000000</w:t>
+            </w:r>
+          </w:p>
+        </w:tc>
+        <w:tc>
+          <w:tcPr>
+            <w:tcW w:type="dxa" w:w="2880"/>
+          </w:tcPr>
+          <w:p>
+            <w:pPr>
+              <w:spacing w:after="0"/>
+            </w:pPr>
+            <w:r>
+              <w:rPr>
+                <w:sz w:val="17"/>
+              </w:rPr>
+              <w:t>失败后不自动开始下一笔交易</w:t>
+            </w:r>
+          </w:p>
+        </w:tc>
+        <w:tc>
+          <w:tcPr>
+            <w:tcW w:type="dxa" w:w="2664"/>
+          </w:tcPr>
+          <w:p>
+            <w:pPr>
+              <w:spacing w:after="0"/>
+            </w:pPr>
+            <w:r>
+              <w:rPr>
+                <w:sz w:val="17"/>
+              </w:rPr>
+              <w:t>T05/第2个测试实例/instance.json</w:t>
+            </w:r>
+          </w:p>
+        </w:tc>
+      </w:tr>
+      <w:tr>
+        <w:trPr>
+          <w:cantSplit/>
+        </w:trPr>
+        <w:tc>
+          <w:tcPr>
+            <w:tcW w:type="dxa" w:w="835"/>
+          </w:tcPr>
+          <w:p>
+            <w:pPr>
+              <w:spacing w:after="0"/>
+            </w:pPr>
+            <w:r>
+              <w:rPr>
+                <w:sz w:val="17"/>
+              </w:rPr>
+              <w:t>T05-03</w:t>
+            </w:r>
+          </w:p>
+        </w:tc>
+        <w:tc>
+          <w:tcPr>
+            <w:tcW w:type="dxa" w:w="3456"/>
+          </w:tcPr>
+          <w:p>
+            <w:pPr>
+              <w:spacing w:after="0"/>
+            </w:pPr>
+            <w:r>
+              <w:rPr>
+                <w:sz w:val="17"/>
+              </w:rPr>
+              <w:t>137 号码失败作废；电话前缀 1372000000</w:t>
+            </w:r>
+          </w:p>
+        </w:tc>
+        <w:tc>
+          <w:tcPr>
+            <w:tcW w:type="dxa" w:w="2880"/>
+          </w:tcPr>
+          <w:p>
+            <w:pPr>
+              <w:spacing w:after="0"/>
+            </w:pPr>
+            <w:r>
+              <w:rPr>
+                <w:sz w:val="17"/>
+              </w:rPr>
+              <w:t>卖家记录为 TRADE_FAILED，等待计数保持</w:t>
+            </w:r>
+          </w:p>
+        </w:tc>
+        <w:tc>
+          <w:tcPr>
+            <w:tcW w:type="dxa" w:w="2664"/>
+          </w:tcPr>
+          <w:p>
+            <w:pPr>
+              <w:spacing w:after="0"/>
+            </w:pPr>
+            <w:r>
+              <w:rPr>
+                <w:sz w:val="17"/>
+              </w:rPr>
+              <w:t>T05/第3个测试实例/instance.json</w:t>
+            </w:r>
+          </w:p>
+        </w:tc>
+      </w:tr>
+      <w:tr>
+        <w:trPr>
+          <w:cantSplit/>
+        </w:trPr>
+        <w:tc>
+          <w:tcPr>
+            <w:tcW w:type="dxa" w:w="835"/>
+          </w:tcPr>
+          <w:p>
+            <w:pPr>
+              <w:spacing w:after="0"/>
+            </w:pPr>
+            <w:r>
+              <w:rPr>
+                <w:sz w:val="17"/>
+              </w:rPr>
+              <w:t>T06-01</w:t>
+            </w:r>
+          </w:p>
+        </w:tc>
+        <w:tc>
+          <w:tcPr>
+            <w:tcW w:type="dxa" w:w="3456"/>
+          </w:tcPr>
+          <w:p>
+            <w:pPr>
+              <w:spacing w:after="0"/>
+            </w:pPr>
+            <w:r>
+              <w:rPr>
+                <w:sz w:val="17"/>
+              </w:rPr>
+              <w:t>138 号码失败重排；电话前缀 1383000000</w:t>
+            </w:r>
+          </w:p>
+        </w:tc>
+        <w:tc>
+          <w:tcPr>
+            <w:tcW w:type="dxa" w:w="2880"/>
+          </w:tcPr>
+          <w:p>
+            <w:pPr>
+              <w:spacing w:after="0"/>
+            </w:pPr>
+            <w:r>
+              <w:rPr>
+                <w:sz w:val="17"/>
+              </w:rPr>
+              <w:t>原码继续有效；原买家回到队尾</w:t>
+            </w:r>
+          </w:p>
+        </w:tc>
+        <w:tc>
+          <w:tcPr>
+            <w:tcW w:type="dxa" w:w="2664"/>
+          </w:tcPr>
+          <w:p>
+            <w:pPr>
+              <w:spacing w:after="0"/>
+            </w:pPr>
+            <w:r>
+              <w:rPr>
+                <w:sz w:val="17"/>
+              </w:rPr>
+              <w:t>T06/第1个测试实例/instance.json</w:t>
+            </w:r>
+          </w:p>
+        </w:tc>
+      </w:tr>
+      <w:tr>
+        <w:trPr>
+          <w:cantSplit/>
+        </w:trPr>
+        <w:tc>
+          <w:tcPr>
+            <w:tcW w:type="dxa" w:w="835"/>
+          </w:tcPr>
+          <w:p>
+            <w:pPr>
+              <w:spacing w:after="0"/>
+            </w:pPr>
+            <w:r>
+              <w:rPr>
+                <w:sz w:val="17"/>
+              </w:rPr>
+              <w:t>T06-02</w:t>
+            </w:r>
+          </w:p>
+        </w:tc>
+        <w:tc>
+          <w:tcPr>
+            <w:tcW w:type="dxa" w:w="3456"/>
+          </w:tcPr>
+          <w:p>
+            <w:pPr>
+              <w:spacing w:after="0"/>
+            </w:pPr>
+            <w:r>
+              <w:rPr>
+                <w:sz w:val="17"/>
+              </w:rPr>
+              <w:t>139 号码失败重排；电话前缀 1393000000</w:t>
+            </w:r>
+          </w:p>
+        </w:tc>
+        <w:tc>
+          <w:tcPr>
+            <w:tcW w:type="dxa" w:w="2880"/>
+          </w:tcPr>
+          <w:p>
+            <w:pPr>
+              <w:spacing w:after="0"/>
+            </w:pPr>
+            <w:r>
+              <w:rPr>
+                <w:sz w:val="17"/>
+              </w:rPr>
+              <w:t>另一位买家升为队首；商品恢复在售</w:t>
+            </w:r>
+          </w:p>
+        </w:tc>
+        <w:tc>
+          <w:tcPr>
+            <w:tcW w:type="dxa" w:w="2664"/>
+          </w:tcPr>
+          <w:p>
+            <w:pPr>
+              <w:spacing w:after="0"/>
+            </w:pPr>
+            <w:r>
+              <w:rPr>
+                <w:sz w:val="17"/>
+              </w:rPr>
+              <w:t>T06/第2个测试实例/instance.json</w:t>
+            </w:r>
+          </w:p>
+        </w:tc>
+      </w:tr>
+      <w:tr>
+        <w:trPr>
+          <w:cantSplit/>
+        </w:trPr>
+        <w:tc>
+          <w:tcPr>
+            <w:tcW w:type="dxa" w:w="835"/>
+          </w:tcPr>
+          <w:p>
+            <w:pPr>
+              <w:spacing w:after="0"/>
+            </w:pPr>
+            <w:r>
+              <w:rPr>
+                <w:sz w:val="17"/>
+              </w:rPr>
+              <w:t>T06-03</w:t>
+            </w:r>
+          </w:p>
+        </w:tc>
+        <w:tc>
+          <w:tcPr>
+            <w:tcW w:type="dxa" w:w="3456"/>
+          </w:tcPr>
+          <w:p>
+            <w:pPr>
+              <w:spacing w:after="0"/>
+            </w:pPr>
+            <w:r>
+              <w:rPr>
+                <w:sz w:val="17"/>
+              </w:rPr>
+              <w:t>137 号码失败重排；电话前缀 1373000000</w:t>
+            </w:r>
+          </w:p>
+        </w:tc>
+        <w:tc>
+          <w:tcPr>
+            <w:tcW w:type="dxa" w:w="2880"/>
+          </w:tcPr>
+          <w:p>
+            <w:pPr>
+              <w:spacing w:after="0"/>
+            </w:pPr>
+            <w:r>
+              <w:rPr>
+                <w:sz w:val="17"/>
+              </w:rPr>
+              <w:t>重排后没有进行中交易</w:t>
+            </w:r>
+          </w:p>
+        </w:tc>
+        <w:tc>
+          <w:tcPr>
+            <w:tcW w:type="dxa" w:w="2664"/>
+          </w:tcPr>
+          <w:p>
+            <w:pPr>
+              <w:spacing w:after="0"/>
+            </w:pPr>
+            <w:r>
+              <w:rPr>
+                <w:sz w:val="17"/>
+              </w:rPr>
+              <w:t>T06/第3个测试实例/instance.json</w:t>
+            </w:r>
+          </w:p>
+        </w:tc>
+      </w:tr>
+      <w:tr>
+        <w:trPr>
+          <w:cantSplit/>
+        </w:trPr>
+        <w:tc>
+          <w:tcPr>
+            <w:tcW w:type="dxa" w:w="835"/>
+          </w:tcPr>
+          <w:p>
+            <w:pPr>
+              <w:spacing w:after="0"/>
+            </w:pPr>
+            <w:r>
+              <w:rPr>
+                <w:sz w:val="17"/>
+              </w:rPr>
+              <w:t>T07-01</w:t>
+            </w:r>
+          </w:p>
+        </w:tc>
+        <w:tc>
+          <w:tcPr>
+            <w:tcW w:type="dxa" w:w="3456"/>
+          </w:tcPr>
+          <w:p>
+            <w:pPr>
+              <w:spacing w:after="0"/>
+            </w:pPr>
+            <w:r>
+              <w:rPr>
+                <w:sz w:val="17"/>
+              </w:rPr>
+              <w:t>138 号码成交收尾；电话前缀 1384000000</w:t>
+            </w:r>
+          </w:p>
+        </w:tc>
+        <w:tc>
+          <w:tcPr>
+            <w:tcW w:type="dxa" w:w="2880"/>
+          </w:tcPr>
+          <w:p>
+            <w:pPr>
+              <w:spacing w:after="0"/>
+            </w:pPr>
+            <w:r>
+              <w:rPr>
+                <w:sz w:val="17"/>
+              </w:rPr>
+              <w:t>成交商品下架；其余意向失败；所有口令码失效</w:t>
+            </w:r>
+          </w:p>
+        </w:tc>
+        <w:tc>
+          <w:tcPr>
+            <w:tcW w:type="dxa" w:w="2664"/>
+          </w:tcPr>
+          <w:p>
+            <w:pPr>
+              <w:spacing w:after="0"/>
+            </w:pPr>
+            <w:r>
+              <w:rPr>
+                <w:sz w:val="17"/>
+              </w:rPr>
+              <w:t>T07/第1个测试实例/instance.json</w:t>
+            </w:r>
+          </w:p>
+        </w:tc>
+      </w:tr>
+      <w:tr>
+        <w:trPr>
+          <w:cantSplit/>
+        </w:trPr>
+        <w:tc>
+          <w:tcPr>
+            <w:tcW w:type="dxa" w:w="835"/>
+          </w:tcPr>
+          <w:p>
+            <w:pPr>
+              <w:spacing w:after="0"/>
+            </w:pPr>
+            <w:r>
+              <w:rPr>
+                <w:sz w:val="17"/>
+              </w:rPr>
+              <w:t>T07-02</w:t>
+            </w:r>
+          </w:p>
+        </w:tc>
+        <w:tc>
+          <w:tcPr>
+            <w:tcW w:type="dxa" w:w="3456"/>
+          </w:tcPr>
+          <w:p>
+            <w:pPr>
+              <w:spacing w:after="0"/>
+            </w:pPr>
+            <w:r>
+              <w:rPr>
+                <w:sz w:val="17"/>
+              </w:rPr>
+              <w:t>139 号码成交收尾；电话前缀 1394000000</w:t>
+            </w:r>
+          </w:p>
+        </w:tc>
+        <w:tc>
+          <w:tcPr>
+            <w:tcW w:type="dxa" w:w="2880"/>
+          </w:tcPr>
+          <w:p>
+            <w:pPr>
+              <w:spacing w:after="0"/>
+            </w:pPr>
+            <w:r>
+              <w:rPr>
+                <w:sz w:val="17"/>
+              </w:rPr>
+              <w:t>成交后可发布下一件商品</w:t>
+            </w:r>
+          </w:p>
+        </w:tc>
+        <w:tc>
+          <w:tcPr>
+            <w:tcW w:type="dxa" w:w="2664"/>
+          </w:tcPr>
+          <w:p>
+            <w:pPr>
+              <w:spacing w:after="0"/>
+            </w:pPr>
+            <w:r>
+              <w:rPr>
+                <w:sz w:val="17"/>
+              </w:rPr>
+              <w:t>T07/第2个测试实例/instance.json</w:t>
+            </w:r>
+          </w:p>
+        </w:tc>
+      </w:tr>
+      <w:tr>
+        <w:trPr>
+          <w:cantSplit/>
+        </w:trPr>
+        <w:tc>
+          <w:tcPr>
+            <w:tcW w:type="dxa" w:w="835"/>
+          </w:tcPr>
+          <w:p>
+            <w:pPr>
+              <w:spacing w:after="0"/>
+            </w:pPr>
+            <w:r>
+              <w:rPr>
+                <w:sz w:val="17"/>
+              </w:rPr>
+              <w:t>T07-03</w:t>
+            </w:r>
+          </w:p>
+        </w:tc>
+        <w:tc>
+          <w:tcPr>
+            <w:tcW w:type="dxa" w:w="3456"/>
+          </w:tcPr>
+          <w:p>
+            <w:pPr>
+              <w:spacing w:after="0"/>
+            </w:pPr>
+            <w:r>
+              <w:rPr>
+                <w:sz w:val="17"/>
+              </w:rPr>
+              <w:t>137 号码成交收尾；电话前缀 1374000000</w:t>
+            </w:r>
+          </w:p>
+        </w:tc>
+        <w:tc>
+          <w:tcPr>
+            <w:tcW w:type="dxa" w:w="2880"/>
+          </w:tcPr>
+          <w:p>
+            <w:pPr>
+              <w:spacing w:after="0"/>
+            </w:pPr>
+            <w:r>
+              <w:rPr>
+                <w:sz w:val="17"/>
+              </w:rPr>
+              <w:t>卖家记录成功与失败状态正确</w:t>
+            </w:r>
+          </w:p>
+        </w:tc>
+        <w:tc>
+          <w:tcPr>
+            <w:tcW w:type="dxa" w:w="2664"/>
+          </w:tcPr>
+          <w:p>
+            <w:pPr>
+              <w:spacing w:after="0"/>
+            </w:pPr>
+            <w:r>
+              <w:rPr>
+                <w:sz w:val="17"/>
+              </w:rPr>
+              <w:t>T07/第3个测试实例/instance.json</w:t>
+            </w:r>
+          </w:p>
+        </w:tc>
+      </w:tr>
+      <w:tr>
+        <w:trPr>
+          <w:cantSplit/>
+        </w:trPr>
+        <w:tc>
+          <w:tcPr>
+            <w:tcW w:type="dxa" w:w="835"/>
+          </w:tcPr>
+          <w:p>
+            <w:pPr>
+              <w:spacing w:after="0"/>
+            </w:pPr>
+            <w:r>
+              <w:rPr>
+                <w:sz w:val="17"/>
+              </w:rPr>
+              <w:t>T08-01</w:t>
+            </w:r>
+          </w:p>
+        </w:tc>
+        <w:tc>
+          <w:tcPr>
+            <w:tcW w:type="dxa" w:w="3456"/>
+          </w:tcPr>
+          <w:p>
+            <w:pPr>
+              <w:spacing w:after="0"/>
+            </w:pPr>
+            <w:r>
+              <w:rPr>
+                <w:sz w:val="17"/>
+              </w:rPr>
+              <w:t>138 号码主动下架；电话前缀 1385000000</w:t>
+            </w:r>
+          </w:p>
+        </w:tc>
+        <w:tc>
+          <w:tcPr>
+            <w:tcW w:type="dxa" w:w="2880"/>
+          </w:tcPr>
+          <w:p>
+            <w:pPr>
+              <w:spacing w:after="0"/>
+            </w:pPr>
+            <w:r>
+              <w:rPr>
+                <w:sz w:val="17"/>
+              </w:rPr>
+              <w:t>商品不可浏览；等待意向口令码失效</w:t>
+            </w:r>
+          </w:p>
+        </w:tc>
+        <w:tc>
+          <w:tcPr>
+            <w:tcW w:type="dxa" w:w="2664"/>
+          </w:tcPr>
+          <w:p>
+            <w:pPr>
+              <w:spacing w:after="0"/>
+            </w:pPr>
+            <w:r>
+              <w:rPr>
+                <w:sz w:val="17"/>
+              </w:rPr>
+              <w:t>T08/第1个测试实例/instance.json</w:t>
+            </w:r>
+          </w:p>
+        </w:tc>
+      </w:tr>
+      <w:tr>
+        <w:trPr>
+          <w:cantSplit/>
+        </w:trPr>
+        <w:tc>
+          <w:tcPr>
+            <w:tcW w:type="dxa" w:w="835"/>
+          </w:tcPr>
+          <w:p>
+            <w:pPr>
+              <w:spacing w:after="0"/>
+            </w:pPr>
+            <w:r>
+              <w:rPr>
+                <w:sz w:val="17"/>
+              </w:rPr>
+              <w:t>T08-02</w:t>
+            </w:r>
+          </w:p>
+        </w:tc>
+        <w:tc>
+          <w:tcPr>
+            <w:tcW w:type="dxa" w:w="3456"/>
+          </w:tcPr>
+          <w:p>
+            <w:pPr>
+              <w:spacing w:after="0"/>
+            </w:pPr>
+            <w:r>
+              <w:rPr>
+                <w:sz w:val="17"/>
+              </w:rPr>
+              <w:t>139 号码主动下架；电话前缀 1395000000</w:t>
+            </w:r>
+          </w:p>
+        </w:tc>
+        <w:tc>
+          <w:tcPr>
+            <w:tcW w:type="dxa" w:w="2880"/>
+          </w:tcPr>
+          <w:p>
+            <w:pPr>
+              <w:spacing w:after="0"/>
+            </w:pPr>
+            <w:r>
+              <w:rPr>
+                <w:sz w:val="17"/>
+              </w:rPr>
+              <w:t>下架后可发布下一件商品</w:t>
+            </w:r>
+          </w:p>
+        </w:tc>
+        <w:tc>
+          <w:tcPr>
+            <w:tcW w:type="dxa" w:w="2664"/>
+          </w:tcPr>
+          <w:p>
+            <w:pPr>
+              <w:spacing w:after="0"/>
+            </w:pPr>
+            <w:r>
+              <w:rPr>
+                <w:sz w:val="17"/>
+              </w:rPr>
+              <w:t>T08/第2个测试实例/instance.json</w:t>
+            </w:r>
+          </w:p>
+        </w:tc>
+      </w:tr>
+      <w:tr>
+        <w:trPr>
+          <w:cantSplit/>
+        </w:trPr>
+        <w:tc>
+          <w:tcPr>
+            <w:tcW w:type="dxa" w:w="835"/>
+          </w:tcPr>
+          <w:p>
+            <w:pPr>
+              <w:spacing w:after="0"/>
+            </w:pPr>
+            <w:r>
+              <w:rPr>
+                <w:sz w:val="17"/>
+              </w:rPr>
+              <w:t>T08-03</w:t>
+            </w:r>
+          </w:p>
+        </w:tc>
+        <w:tc>
+          <w:tcPr>
+            <w:tcW w:type="dxa" w:w="3456"/>
+          </w:tcPr>
+          <w:p>
+            <w:pPr>
+              <w:spacing w:after="0"/>
+            </w:pPr>
+            <w:r>
+              <w:rPr>
+                <w:sz w:val="17"/>
+              </w:rPr>
+              <w:t>137 号码主动下架；电话前缀 1375000000</w:t>
+            </w:r>
+          </w:p>
+        </w:tc>
+        <w:tc>
+          <w:tcPr>
+            <w:tcW w:type="dxa" w:w="2880"/>
+          </w:tcPr>
+          <w:p>
+            <w:pPr>
+              <w:spacing w:after="0"/>
+            </w:pPr>
+            <w:r>
+              <w:rPr>
+                <w:sz w:val="17"/>
+              </w:rPr>
+              <w:t>相关意向记录仍存在于后端数据库</w:t>
+            </w:r>
+          </w:p>
+        </w:tc>
+        <w:tc>
+          <w:tcPr>
+            <w:tcW w:type="dxa" w:w="2664"/>
+          </w:tcPr>
+          <w:p>
+            <w:pPr>
+              <w:spacing w:after="0"/>
+            </w:pPr>
+            <w:r>
+              <w:rPr>
+                <w:sz w:val="17"/>
+              </w:rPr>
+              <w:t>T08/第3个测试实例/instance.json</w:t>
+            </w:r>
+          </w:p>
+        </w:tc>
+      </w:tr>
+      <w:tr>
+        <w:trPr>
+          <w:cantSplit/>
+        </w:trPr>
+        <w:tc>
+          <w:tcPr>
+            <w:tcW w:type="dxa" w:w="835"/>
+          </w:tcPr>
+          <w:p>
+            <w:pPr>
+              <w:spacing w:after="0"/>
+            </w:pPr>
+            <w:r>
+              <w:rPr>
+                <w:sz w:val="17"/>
+              </w:rPr>
+              <w:t>T09-01</w:t>
+            </w:r>
+          </w:p>
+        </w:tc>
+        <w:tc>
+          <w:tcPr>
+            <w:tcW w:type="dxa" w:w="3456"/>
+          </w:tcPr>
+          <w:p>
+            <w:pPr>
+              <w:spacing w:after="0"/>
+            </w:pPr>
+            <w:r>
+              <w:rPr>
+                <w:sz w:val="17"/>
+              </w:rPr>
+              <w:t>红色样图上传</w:t>
+            </w:r>
+          </w:p>
+        </w:tc>
+        <w:tc>
+          <w:tcPr>
+            <w:tcW w:type="dxa" w:w="2880"/>
+          </w:tcPr>
+          <w:p>
+            <w:pPr>
+              <w:spacing w:after="0"/>
+            </w:pPr>
+            <w:r>
+              <w:rPr>
+                <w:sz w:val="17"/>
+              </w:rPr>
+              <w:t>JPG/PNG 可上传，错误格式与超 5 MB 被拒绝，商品只允许一张</w:t>
+            </w:r>
+          </w:p>
+        </w:tc>
+        <w:tc>
+          <w:tcPr>
+            <w:tcW w:type="dxa" w:w="2664"/>
+          </w:tcPr>
+          <w:p>
+            <w:pPr>
+              <w:spacing w:after="0"/>
+            </w:pPr>
+            <w:r>
+              <w:rPr>
+                <w:sz w:val="17"/>
+              </w:rPr>
+              <w:t>T09/第1个测试实例/instance.json</w:t>
+            </w:r>
+          </w:p>
+        </w:tc>
+      </w:tr>
+      <w:tr>
+        <w:trPr>
+          <w:cantSplit/>
+        </w:trPr>
+        <w:tc>
+          <w:tcPr>
+            <w:tcW w:type="dxa" w:w="835"/>
+          </w:tcPr>
+          <w:p>
+            <w:pPr>
+              <w:spacing w:after="0"/>
+            </w:pPr>
+            <w:r>
+              <w:rPr>
+                <w:sz w:val="17"/>
+              </w:rPr>
+              <w:t>T09-02</w:t>
+            </w:r>
+          </w:p>
+        </w:tc>
+        <w:tc>
+          <w:tcPr>
+            <w:tcW w:type="dxa" w:w="3456"/>
+          </w:tcPr>
+          <w:p>
+            <w:pPr>
+              <w:spacing w:after="0"/>
+            </w:pPr>
+            <w:r>
+              <w:rPr>
+                <w:sz w:val="17"/>
+              </w:rPr>
+              <w:t>绿色样图上传</w:t>
+            </w:r>
+          </w:p>
+        </w:tc>
+        <w:tc>
+          <w:tcPr>
+            <w:tcW w:type="dxa" w:w="2880"/>
+          </w:tcPr>
+          <w:p>
+            <w:pPr>
+              <w:spacing w:after="0"/>
+            </w:pPr>
+            <w:r>
+              <w:rPr>
+                <w:sz w:val="17"/>
+              </w:rPr>
+              <w:t>上传后返回 /uploads/ 地址，双图关联返回 400</w:t>
+            </w:r>
+          </w:p>
+        </w:tc>
+        <w:tc>
+          <w:tcPr>
+            <w:tcW w:type="dxa" w:w="2664"/>
+          </w:tcPr>
+          <w:p>
+            <w:pPr>
+              <w:spacing w:after="0"/>
+            </w:pPr>
+            <w:r>
+              <w:rPr>
+                <w:sz w:val="17"/>
+              </w:rPr>
+              <w:t>T09/第2个测试实例/instance.json</w:t>
+            </w:r>
+          </w:p>
+        </w:tc>
+      </w:tr>
+      <w:tr>
+        <w:trPr>
+          <w:cantSplit/>
+        </w:trPr>
+        <w:tc>
+          <w:tcPr>
+            <w:tcW w:type="dxa" w:w="835"/>
+          </w:tcPr>
+          <w:p>
+            <w:pPr>
+              <w:spacing w:after="0"/>
+            </w:pPr>
+            <w:r>
+              <w:rPr>
+                <w:sz w:val="17"/>
+              </w:rPr>
+              <w:t>T09-03</w:t>
+            </w:r>
+          </w:p>
+        </w:tc>
+        <w:tc>
+          <w:tcPr>
+            <w:tcW w:type="dxa" w:w="3456"/>
+          </w:tcPr>
+          <w:p>
+            <w:pPr>
+              <w:spacing w:after="0"/>
+            </w:pPr>
+            <w:r>
+              <w:rPr>
+                <w:sz w:val="17"/>
+              </w:rPr>
+              <w:t>蓝色样图上传</w:t>
+            </w:r>
+          </w:p>
+        </w:tc>
+        <w:tc>
+          <w:tcPr>
+            <w:tcW w:type="dxa" w:w="2880"/>
+          </w:tcPr>
+          <w:p>
+            <w:pPr>
+              <w:spacing w:after="0"/>
+            </w:pPr>
+            <w:r>
+              <w:rPr>
+                <w:sz w:val="17"/>
+              </w:rPr>
+              <w:t>文件类型、大小和单图限制均生效</w:t>
+            </w:r>
+          </w:p>
+        </w:tc>
+        <w:tc>
+          <w:tcPr>
+            <w:tcW w:type="dxa" w:w="2664"/>
+          </w:tcPr>
+          <w:p>
+            <w:pPr>
+              <w:spacing w:after="0"/>
+            </w:pPr>
+            <w:r>
+              <w:rPr>
+                <w:sz w:val="17"/>
+              </w:rPr>
+              <w:t>T09/第3个测试实例/instance.json</w:t>
+            </w:r>
+          </w:p>
+        </w:tc>
+      </w:tr>
+      <w:tr>
+        <w:trPr>
+          <w:cantSplit/>
+        </w:trPr>
+        <w:tc>
+          <w:tcPr>
+            <w:tcW w:type="dxa" w:w="835"/>
+          </w:tcPr>
+          <w:p>
+            <w:pPr>
+              <w:spacing w:after="0"/>
+            </w:pPr>
+            <w:r>
+              <w:rPr>
+                <w:sz w:val="17"/>
+              </w:rPr>
+              <w:t>T10-01</w:t>
+            </w:r>
+          </w:p>
+        </w:tc>
+        <w:tc>
+          <w:tcPr>
+            <w:tcW w:type="dxa" w:w="3456"/>
+          </w:tcPr>
+          <w:p>
+            <w:pPr>
+              <w:spacing w:after="0"/>
+            </w:pPr>
+            <w:r>
+              <w:rPr>
+                <w:sz w:val="17"/>
+              </w:rPr>
+              <w:t>旧数据两张图片；首图 /uploads/old-first-a.jpg</w:t>
+            </w:r>
+          </w:p>
+        </w:tc>
+        <w:tc>
+          <w:tcPr>
+            <w:tcW w:type="dxa" w:w="2880"/>
+          </w:tcPr>
+          <w:p>
+            <w:pPr>
+              <w:spacing w:after="0"/>
+            </w:pPr>
+            <w:r>
+              <w:rPr>
+                <w:sz w:val="17"/>
+              </w:rPr>
+              <w:t>公开接口仅返回第一张图片</w:t>
+            </w:r>
+          </w:p>
+        </w:tc>
+        <w:tc>
+          <w:tcPr>
+            <w:tcW w:type="dxa" w:w="2664"/>
+          </w:tcPr>
+          <w:p>
+            <w:pPr>
+              <w:spacing w:after="0"/>
+            </w:pPr>
+            <w:r>
+              <w:rPr>
+                <w:sz w:val="17"/>
+              </w:rPr>
+              <w:t>T10/第1个测试实例/instance.json</w:t>
+            </w:r>
+          </w:p>
+        </w:tc>
+      </w:tr>
+      <w:tr>
+        <w:trPr>
+          <w:cantSplit/>
+        </w:trPr>
+        <w:tc>
+          <w:tcPr>
+            <w:tcW w:type="dxa" w:w="835"/>
+          </w:tcPr>
+          <w:p>
+            <w:pPr>
+              <w:spacing w:after="0"/>
+            </w:pPr>
+            <w:r>
+              <w:rPr>
+                <w:sz w:val="17"/>
+              </w:rPr>
+              <w:t>T10-02</w:t>
+            </w:r>
+          </w:p>
+        </w:tc>
+        <w:tc>
+          <w:tcPr>
+            <w:tcW w:type="dxa" w:w="3456"/>
+          </w:tcPr>
+          <w:p>
+            <w:pPr>
+              <w:spacing w:after="0"/>
+            </w:pPr>
+            <w:r>
+              <w:rPr>
+                <w:sz w:val="17"/>
+              </w:rPr>
+              <w:t>旧数据另一组图片；首图 /uploads/old-first-b.png</w:t>
+            </w:r>
+          </w:p>
+        </w:tc>
+        <w:tc>
+          <w:tcPr>
+            <w:tcW w:type="dxa" w:w="2880"/>
+          </w:tcPr>
+          <w:p>
+            <w:pPr>
+              <w:spacing w:after="0"/>
+            </w:pPr>
+            <w:r>
+              <w:rPr>
+                <w:sz w:val="17"/>
+              </w:rPr>
+              <w:t>首轮接口不展示第二张图片</w:t>
+            </w:r>
+          </w:p>
+        </w:tc>
+        <w:tc>
+          <w:tcPr>
+            <w:tcW w:type="dxa" w:w="2664"/>
+          </w:tcPr>
+          <w:p>
+            <w:pPr>
+              <w:spacing w:after="0"/>
+            </w:pPr>
+            <w:r>
+              <w:rPr>
+                <w:sz w:val="17"/>
+              </w:rPr>
+              <w:t>T10/第2个测试实例/instance.json</w:t>
+            </w:r>
+          </w:p>
+        </w:tc>
+      </w:tr>
+      <w:tr>
+        <w:trPr>
+          <w:cantSplit/>
+        </w:trPr>
+        <w:tc>
+          <w:tcPr>
+            <w:tcW w:type="dxa" w:w="835"/>
+          </w:tcPr>
+          <w:p>
+            <w:pPr>
+              <w:spacing w:after="0"/>
+            </w:pPr>
+            <w:r>
+              <w:rPr>
+                <w:sz w:val="17"/>
+              </w:rPr>
+              <w:t>T10-03</w:t>
+            </w:r>
+          </w:p>
+        </w:tc>
+        <w:tc>
+          <w:tcPr>
+            <w:tcW w:type="dxa" w:w="3456"/>
+          </w:tcPr>
+          <w:p>
+            <w:pPr>
+              <w:spacing w:after="0"/>
+            </w:pPr>
+            <w:r>
+              <w:rPr>
+                <w:sz w:val="17"/>
+              </w:rPr>
+              <w:t>旧数据混合格式；首图 /uploads/old-first-c.jpg</w:t>
+            </w:r>
+          </w:p>
+        </w:tc>
+        <w:tc>
+          <w:tcPr>
+            <w:tcW w:type="dxa" w:w="2880"/>
+          </w:tcPr>
+          <w:p>
+            <w:pPr>
+              <w:spacing w:after="0"/>
+            </w:pPr>
+            <w:r>
+              <w:rPr>
+                <w:sz w:val="17"/>
+              </w:rPr>
+              <w:t>数据库旧记录保留，读取时限制为首图</w:t>
+            </w:r>
+          </w:p>
+        </w:tc>
+        <w:tc>
+          <w:tcPr>
+            <w:tcW w:type="dxa" w:w="2664"/>
+          </w:tcPr>
+          <w:p>
+            <w:pPr>
+              <w:spacing w:after="0"/>
+            </w:pPr>
+            <w:r>
+              <w:rPr>
+                <w:sz w:val="17"/>
+              </w:rPr>
+              <w:t>T10/第3个测试实例/instance.json</w:t>
+            </w:r>
+          </w:p>
+        </w:tc>
+      </w:tr>
+      <w:tr>
+        <w:trPr>
+          <w:cantSplit/>
+        </w:trPr>
+        <w:tc>
+          <w:tcPr>
+            <w:tcW w:type="dxa" w:w="835"/>
+          </w:tcPr>
+          <w:p>
+            <w:pPr>
+              <w:spacing w:after="0"/>
+            </w:pPr>
+            <w:r>
+              <w:rPr>
+                <w:sz w:val="17"/>
+              </w:rPr>
+              <w:t>U01-01</w:t>
+            </w:r>
+          </w:p>
+        </w:tc>
+        <w:tc>
+          <w:tcPr>
+            <w:tcW w:type="dxa" w:w="3456"/>
+          </w:tcPr>
+          <w:p>
+            <w:pPr>
+              <w:spacing w:after="0"/>
+            </w:pPr>
+            <w:r>
+              <w:rPr>
+                <w:sz w:val="17"/>
+              </w:rPr>
+              <w:t>没有商品的首页；清空当前商品后打开买家首页</w:t>
+            </w:r>
+          </w:p>
+        </w:tc>
+        <w:tc>
+          <w:tcPr>
+            <w:tcW w:type="dxa" w:w="2880"/>
+          </w:tcPr>
+          <w:p>
+            <w:pPr>
+              <w:spacing w:after="0"/>
+            </w:pPr>
+            <w:r>
+              <w:rPr>
+                <w:sz w:val="17"/>
+              </w:rPr>
+              <w:t>显示空状态，不要求登录</w:t>
+            </w:r>
+          </w:p>
+        </w:tc>
+        <w:tc>
+          <w:tcPr>
+            <w:tcW w:type="dxa" w:w="2664"/>
+          </w:tcPr>
+          <w:p>
+            <w:pPr>
+              <w:spacing w:after="0"/>
+            </w:pPr>
+            <w:r>
+              <w:rPr>
+                <w:sz w:val="17"/>
+              </w:rPr>
+              <w:t>U01/第1个测试实例/instance.json</w:t>
+            </w:r>
+          </w:p>
+        </w:tc>
+      </w:tr>
+      <w:tr>
+        <w:trPr>
+          <w:cantSplit/>
+        </w:trPr>
+        <w:tc>
+          <w:tcPr>
+            <w:tcW w:type="dxa" w:w="835"/>
+          </w:tcPr>
+          <w:p>
+            <w:pPr>
+              <w:spacing w:after="0"/>
+            </w:pPr>
+            <w:r>
+              <w:rPr>
+                <w:sz w:val="17"/>
+              </w:rPr>
+              <w:t>U01-02</w:t>
+            </w:r>
+          </w:p>
+        </w:tc>
+        <w:tc>
+          <w:tcPr>
+            <w:tcW w:type="dxa" w:w="3456"/>
+          </w:tcPr>
+          <w:p>
+            <w:pPr>
+              <w:spacing w:after="0"/>
+            </w:pPr>
+            <w:r>
+              <w:rPr>
+                <w:sz w:val="17"/>
+              </w:rPr>
+              <w:t>无图商品页面；卖家发布不带图片的商品；刷新买家首页</w:t>
+            </w:r>
+          </w:p>
+        </w:tc>
+        <w:tc>
+          <w:tcPr>
+            <w:tcW w:type="dxa" w:w="2880"/>
+          </w:tcPr>
+          <w:p>
+            <w:pPr>
+              <w:spacing w:after="0"/>
+            </w:pPr>
+            <w:r>
+              <w:rPr>
+                <w:sz w:val="17"/>
+              </w:rPr>
+              <w:t>显示商品信息和无图占位</w:t>
+            </w:r>
+          </w:p>
+        </w:tc>
+        <w:tc>
+          <w:tcPr>
+            <w:tcW w:type="dxa" w:w="2664"/>
+          </w:tcPr>
+          <w:p>
+            <w:pPr>
+              <w:spacing w:after="0"/>
+            </w:pPr>
+            <w:r>
+              <w:rPr>
+                <w:sz w:val="17"/>
+              </w:rPr>
+              <w:t>U01/第2个测试实例/instance.json</w:t>
+            </w:r>
+          </w:p>
+        </w:tc>
+      </w:tr>
+      <w:tr>
+        <w:trPr>
+          <w:cantSplit/>
+        </w:trPr>
+        <w:tc>
+          <w:tcPr>
+            <w:tcW w:type="dxa" w:w="835"/>
+          </w:tcPr>
+          <w:p>
+            <w:pPr>
+              <w:spacing w:after="0"/>
+            </w:pPr>
+            <w:r>
+              <w:rPr>
+                <w:sz w:val="17"/>
+              </w:rPr>
+              <w:t>U01-03</w:t>
+            </w:r>
+          </w:p>
+        </w:tc>
+        <w:tc>
+          <w:tcPr>
+            <w:tcW w:type="dxa" w:w="3456"/>
+          </w:tcPr>
+          <w:p>
+            <w:pPr>
+              <w:spacing w:after="0"/>
+            </w:pPr>
+            <w:r>
+              <w:rPr>
+                <w:sz w:val="17"/>
+              </w:rPr>
+              <w:t>有图商品页面；卖家发布一张图片的商品；刷新买家首页</w:t>
+            </w:r>
+          </w:p>
+        </w:tc>
+        <w:tc>
+          <w:tcPr>
+            <w:tcW w:type="dxa" w:w="2880"/>
+          </w:tcPr>
+          <w:p>
+            <w:pPr>
+              <w:spacing w:after="0"/>
+            </w:pPr>
+            <w:r>
+              <w:rPr>
+                <w:sz w:val="17"/>
+              </w:rPr>
+              <w:t>只显示这一张图片</w:t>
+            </w:r>
+          </w:p>
+        </w:tc>
+        <w:tc>
+          <w:tcPr>
+            <w:tcW w:type="dxa" w:w="2664"/>
+          </w:tcPr>
+          <w:p>
+            <w:pPr>
+              <w:spacing w:after="0"/>
+            </w:pPr>
+            <w:r>
+              <w:rPr>
+                <w:sz w:val="17"/>
+              </w:rPr>
+              <w:t>U01/第3个测试实例/instance.json</w:t>
+            </w:r>
+          </w:p>
+        </w:tc>
+      </w:tr>
+      <w:tr>
+        <w:trPr>
+          <w:cantSplit/>
+        </w:trPr>
+        <w:tc>
+          <w:tcPr>
+            <w:tcW w:type="dxa" w:w="835"/>
+          </w:tcPr>
+          <w:p>
+            <w:pPr>
+              <w:spacing w:after="0"/>
+            </w:pPr>
+            <w:r>
+              <w:rPr>
+                <w:sz w:val="17"/>
+              </w:rPr>
+              <w:t>U02-01</w:t>
+            </w:r>
+          </w:p>
+        </w:tc>
+        <w:tc>
+          <w:tcPr>
+            <w:tcW w:type="dxa" w:w="3456"/>
+          </w:tcPr>
+          <w:p>
+            <w:pPr>
+              <w:spacing w:after="0"/>
+            </w:pPr>
+            <w:r>
+              <w:rPr>
+                <w:sz w:val="17"/>
+              </w:rPr>
+              <w:t>缺少姓名；姓名留空、电话填写后点击提交</w:t>
+            </w:r>
+          </w:p>
+        </w:tc>
+        <w:tc>
+          <w:tcPr>
+            <w:tcW w:type="dxa" w:w="2880"/>
+          </w:tcPr>
+          <w:p>
+            <w:pPr>
+              <w:spacing w:after="0"/>
+            </w:pPr>
+            <w:r>
+              <w:rPr>
+                <w:sz w:val="17"/>
+              </w:rPr>
+              <w:t>页面阻止提交并提示姓名必填</w:t>
+            </w:r>
+          </w:p>
+        </w:tc>
+        <w:tc>
+          <w:tcPr>
+            <w:tcW w:type="dxa" w:w="2664"/>
+          </w:tcPr>
+          <w:p>
+            <w:pPr>
+              <w:spacing w:after="0"/>
+            </w:pPr>
+            <w:r>
+              <w:rPr>
+                <w:sz w:val="17"/>
+              </w:rPr>
+              <w:t>U02/第1个测试实例/instance.json</w:t>
+            </w:r>
+          </w:p>
+        </w:tc>
+      </w:tr>
+      <w:tr>
+        <w:trPr>
+          <w:cantSplit/>
+        </w:trPr>
+        <w:tc>
+          <w:tcPr>
+            <w:tcW w:type="dxa" w:w="835"/>
+          </w:tcPr>
+          <w:p>
+            <w:pPr>
+              <w:spacing w:after="0"/>
+            </w:pPr>
+            <w:r>
+              <w:rPr>
+                <w:sz w:val="17"/>
+              </w:rPr>
+              <w:t>U02-02</w:t>
+            </w:r>
+          </w:p>
+        </w:tc>
+        <w:tc>
+          <w:tcPr>
+            <w:tcW w:type="dxa" w:w="3456"/>
+          </w:tcPr>
+          <w:p>
+            <w:pPr>
+              <w:spacing w:after="0"/>
+            </w:pPr>
+            <w:r>
+              <w:rPr>
+                <w:sz w:val="17"/>
+              </w:rPr>
+              <w:t>缺少电话；填写姓名、电话留空后点击提交</w:t>
+            </w:r>
+          </w:p>
+        </w:tc>
+        <w:tc>
+          <w:tcPr>
+            <w:tcW w:type="dxa" w:w="2880"/>
+          </w:tcPr>
+          <w:p>
+            <w:pPr>
+              <w:spacing w:after="0"/>
+            </w:pPr>
+            <w:r>
+              <w:rPr>
+                <w:sz w:val="17"/>
+              </w:rPr>
+              <w:t>页面阻止提交并提示电话必填</w:t>
+            </w:r>
+          </w:p>
+        </w:tc>
+        <w:tc>
+          <w:tcPr>
+            <w:tcW w:type="dxa" w:w="2664"/>
+          </w:tcPr>
+          <w:p>
+            <w:pPr>
+              <w:spacing w:after="0"/>
+            </w:pPr>
+            <w:r>
+              <w:rPr>
+                <w:sz w:val="17"/>
+              </w:rPr>
+              <w:t>U02/第2个测试实例/instance.json</w:t>
+            </w:r>
+          </w:p>
+        </w:tc>
+      </w:tr>
+      <w:tr>
+        <w:trPr>
+          <w:cantSplit/>
+        </w:trPr>
+        <w:tc>
+          <w:tcPr>
+            <w:tcW w:type="dxa" w:w="835"/>
+          </w:tcPr>
+          <w:p>
+            <w:pPr>
+              <w:spacing w:after="0"/>
+            </w:pPr>
+            <w:r>
+              <w:rPr>
+                <w:sz w:val="17"/>
+              </w:rPr>
+              <w:t>U02-03</w:t>
+            </w:r>
+          </w:p>
+        </w:tc>
+        <w:tc>
+          <w:tcPr>
+            <w:tcW w:type="dxa" w:w="3456"/>
+          </w:tcPr>
+          <w:p>
+            <w:pPr>
+              <w:spacing w:after="0"/>
+            </w:pPr>
+            <w:r>
+              <w:rPr>
+                <w:sz w:val="17"/>
+              </w:rPr>
+              <w:t>完整提交与查询；填写姓名电话并提交；保存口令码后凭码查询</w:t>
+            </w:r>
+          </w:p>
+        </w:tc>
+        <w:tc>
+          <w:tcPr>
+            <w:tcW w:type="dxa" w:w="2880"/>
+          </w:tcPr>
+          <w:p>
+            <w:pPr>
+              <w:spacing w:after="0"/>
+            </w:pPr>
+            <w:r>
+              <w:rPr>
+                <w:sz w:val="17"/>
+              </w:rPr>
+              <w:t>口令码仅在成功提示中显示一次，可查询排位</w:t>
+            </w:r>
+          </w:p>
+        </w:tc>
+        <w:tc>
+          <w:tcPr>
+            <w:tcW w:type="dxa" w:w="2664"/>
+          </w:tcPr>
+          <w:p>
+            <w:pPr>
+              <w:spacing w:after="0"/>
+            </w:pPr>
+            <w:r>
+              <w:rPr>
+                <w:sz w:val="17"/>
+              </w:rPr>
+              <w:t>U02/第3个测试实例/instance.json</w:t>
+            </w:r>
+          </w:p>
+        </w:tc>
+      </w:tr>
+      <w:tr>
+        <w:trPr>
+          <w:cantSplit/>
+        </w:trPr>
+        <w:tc>
+          <w:tcPr>
+            <w:tcW w:type="dxa" w:w="835"/>
+          </w:tcPr>
+          <w:p>
+            <w:pPr>
+              <w:spacing w:after="0"/>
+            </w:pPr>
+            <w:r>
+              <w:rPr>
+                <w:sz w:val="17"/>
+              </w:rPr>
+              <w:t>U03-01</w:t>
+            </w:r>
+          </w:p>
+        </w:tc>
+        <w:tc>
+          <w:tcPr>
+            <w:tcW w:type="dxa" w:w="3456"/>
+          </w:tcPr>
+          <w:p>
+            <w:pPr>
+              <w:spacing w:after="0"/>
+            </w:pPr>
+            <w:r>
+              <w:rPr>
+                <w:sz w:val="17"/>
+              </w:rPr>
+              <w:t>两人顺序；两位买家依次提交；卖家查看侧边目录中的队列</w:t>
+            </w:r>
+          </w:p>
+        </w:tc>
+        <w:tc>
+          <w:tcPr>
+            <w:tcW w:type="dxa" w:w="2880"/>
+          </w:tcPr>
+          <w:p>
+            <w:pPr>
+              <w:spacing w:after="0"/>
+            </w:pPr>
+            <w:r>
+              <w:rPr>
+                <w:sz w:val="17"/>
+              </w:rPr>
+              <w:t>后台依提交顺序显示两人</w:t>
+            </w:r>
+          </w:p>
+        </w:tc>
+        <w:tc>
+          <w:tcPr>
+            <w:tcW w:type="dxa" w:w="2664"/>
+          </w:tcPr>
+          <w:p>
+            <w:pPr>
+              <w:spacing w:after="0"/>
+            </w:pPr>
+            <w:r>
+              <w:rPr>
+                <w:sz w:val="17"/>
+              </w:rPr>
+              <w:t>U03/第1个测试实例/instance.json</w:t>
+            </w:r>
+          </w:p>
+        </w:tc>
+      </w:tr>
+      <w:tr>
+        <w:trPr>
+          <w:cantSplit/>
+        </w:trPr>
+        <w:tc>
+          <w:tcPr>
+            <w:tcW w:type="dxa" w:w="835"/>
+          </w:tcPr>
+          <w:p>
+            <w:pPr>
+              <w:spacing w:after="0"/>
+            </w:pPr>
+            <w:r>
+              <w:rPr>
+                <w:sz w:val="17"/>
+              </w:rPr>
+              <w:t>U03-02</w:t>
+            </w:r>
+          </w:p>
+        </w:tc>
+        <w:tc>
+          <w:tcPr>
+            <w:tcW w:type="dxa" w:w="3456"/>
+          </w:tcPr>
+          <w:p>
+            <w:pPr>
+              <w:spacing w:after="0"/>
+            </w:pPr>
+            <w:r>
+              <w:rPr>
+                <w:sz w:val="17"/>
+              </w:rPr>
+              <w:t>三人队首交易；三位买家依次提交；卖家点击开始交易</w:t>
+            </w:r>
+          </w:p>
+        </w:tc>
+        <w:tc>
+          <w:tcPr>
+            <w:tcW w:type="dxa" w:w="2880"/>
+          </w:tcPr>
+          <w:p>
+            <w:pPr>
+              <w:spacing w:after="0"/>
+            </w:pPr>
+            <w:r>
+              <w:rPr>
+                <w:sz w:val="17"/>
+              </w:rPr>
+              <w:t>只有第一位买家进入交易</w:t>
+            </w:r>
+          </w:p>
+        </w:tc>
+        <w:tc>
+          <w:tcPr>
+            <w:tcW w:type="dxa" w:w="2664"/>
+          </w:tcPr>
+          <w:p>
+            <w:pPr>
+              <w:spacing w:after="0"/>
+            </w:pPr>
+            <w:r>
+              <w:rPr>
+                <w:sz w:val="17"/>
+              </w:rPr>
+              <w:t>U03/第2个测试实例/instance.json</w:t>
+            </w:r>
+          </w:p>
+        </w:tc>
+      </w:tr>
+      <w:tr>
+        <w:trPr>
+          <w:cantSplit/>
+        </w:trPr>
+        <w:tc>
+          <w:tcPr>
+            <w:tcW w:type="dxa" w:w="835"/>
+          </w:tcPr>
+          <w:p>
+            <w:pPr>
+              <w:spacing w:after="0"/>
+            </w:pPr>
+            <w:r>
+              <w:rPr>
+                <w:sz w:val="17"/>
+              </w:rPr>
+              <w:t>U03-03</w:t>
+            </w:r>
+          </w:p>
+        </w:tc>
+        <w:tc>
+          <w:tcPr>
+            <w:tcW w:type="dxa" w:w="3456"/>
+          </w:tcPr>
+          <w:p>
+            <w:pPr>
+              <w:spacing w:after="0"/>
+            </w:pPr>
+            <w:r>
+              <w:rPr>
+                <w:sz w:val="17"/>
+              </w:rPr>
+              <w:t>队首退出后的顺序；第二位买家撤销；卖家查看剩余队列</w:t>
+            </w:r>
+          </w:p>
+        </w:tc>
+        <w:tc>
+          <w:tcPr>
+            <w:tcW w:type="dxa" w:w="2880"/>
+          </w:tcPr>
+          <w:p>
+            <w:pPr>
+              <w:spacing w:after="0"/>
+            </w:pPr>
+            <w:r>
+              <w:rPr>
+                <w:sz w:val="17"/>
+              </w:rPr>
+              <w:t>后续买家排位前移</w:t>
+            </w:r>
+          </w:p>
+        </w:tc>
+        <w:tc>
+          <w:tcPr>
+            <w:tcW w:type="dxa" w:w="2664"/>
+          </w:tcPr>
+          <w:p>
+            <w:pPr>
+              <w:spacing w:after="0"/>
+            </w:pPr>
+            <w:r>
+              <w:rPr>
+                <w:sz w:val="17"/>
+              </w:rPr>
+              <w:t>U03/第3个测试实例/instance.json</w:t>
+            </w:r>
+          </w:p>
+        </w:tc>
+      </w:tr>
+      <w:tr>
+        <w:trPr>
+          <w:cantSplit/>
+        </w:trPr>
+        <w:tc>
+          <w:tcPr>
+            <w:tcW w:type="dxa" w:w="835"/>
+          </w:tcPr>
+          <w:p>
+            <w:pPr>
+              <w:spacing w:after="0"/>
+            </w:pPr>
+            <w:r>
+              <w:rPr>
+                <w:sz w:val="17"/>
+              </w:rPr>
+              <w:t>U04-01</w:t>
+            </w:r>
+          </w:p>
+        </w:tc>
+        <w:tc>
+          <w:tcPr>
+            <w:tcW w:type="dxa" w:w="3456"/>
+          </w:tcPr>
+          <w:p>
+            <w:pPr>
+              <w:spacing w:after="0"/>
+            </w:pPr>
+            <w:r>
+              <w:rPr>
+                <w:sz w:val="17"/>
+              </w:rPr>
+              <w:t>等待者撤销；开始队首交易；等待买家凭码撤销</w:t>
+            </w:r>
+          </w:p>
+        </w:tc>
+        <w:tc>
+          <w:tcPr>
+            <w:tcW w:type="dxa" w:w="2880"/>
+          </w:tcPr>
+          <w:p>
+            <w:pPr>
+              <w:spacing w:after="0"/>
+            </w:pPr>
+            <w:r>
+              <w:rPr>
+                <w:sz w:val="17"/>
+              </w:rPr>
+              <w:t>等待买家退出队列且原口令码失效</w:t>
+            </w:r>
+          </w:p>
+        </w:tc>
+        <w:tc>
+          <w:tcPr>
+            <w:tcW w:type="dxa" w:w="2664"/>
+          </w:tcPr>
+          <w:p>
+            <w:pPr>
+              <w:spacing w:after="0"/>
+            </w:pPr>
+            <w:r>
+              <w:rPr>
+                <w:sz w:val="17"/>
+              </w:rPr>
+              <w:t>U04/第1个测试实例/instance.json</w:t>
+            </w:r>
+          </w:p>
+        </w:tc>
+      </w:tr>
+      <w:tr>
+        <w:trPr>
+          <w:cantSplit/>
+        </w:trPr>
+        <w:tc>
+          <w:tcPr>
+            <w:tcW w:type="dxa" w:w="835"/>
+          </w:tcPr>
+          <w:p>
+            <w:pPr>
+              <w:spacing w:after="0"/>
+            </w:pPr>
+            <w:r>
+              <w:rPr>
+                <w:sz w:val="17"/>
+              </w:rPr>
+              <w:t>U04-02</w:t>
+            </w:r>
+          </w:p>
+        </w:tc>
+        <w:tc>
+          <w:tcPr>
+            <w:tcW w:type="dxa" w:w="3456"/>
+          </w:tcPr>
+          <w:p>
+            <w:pPr>
+              <w:spacing w:after="0"/>
+            </w:pPr>
+            <w:r>
+              <w:rPr>
+                <w:sz w:val="17"/>
+              </w:rPr>
+              <w:t>交易者撤销；开始队首交易；交易中买家尝试撤销</w:t>
+            </w:r>
+          </w:p>
+        </w:tc>
+        <w:tc>
+          <w:tcPr>
+            <w:tcW w:type="dxa" w:w="2880"/>
+          </w:tcPr>
+          <w:p>
+            <w:pPr>
+              <w:spacing w:after="0"/>
+            </w:pPr>
+            <w:r>
+              <w:rPr>
+                <w:sz w:val="17"/>
+              </w:rPr>
+              <w:t>撤销被拒绝，交易仍保持</w:t>
+            </w:r>
+          </w:p>
+        </w:tc>
+        <w:tc>
+          <w:tcPr>
+            <w:tcW w:type="dxa" w:w="2664"/>
+          </w:tcPr>
+          <w:p>
+            <w:pPr>
+              <w:spacing w:after="0"/>
+            </w:pPr>
+            <w:r>
+              <w:rPr>
+                <w:sz w:val="17"/>
+              </w:rPr>
+              <w:t>U04/第2个测试实例/instance.json</w:t>
+            </w:r>
+          </w:p>
+        </w:tc>
+      </w:tr>
+      <w:tr>
+        <w:trPr>
+          <w:cantSplit/>
+        </w:trPr>
+        <w:tc>
+          <w:tcPr>
+            <w:tcW w:type="dxa" w:w="835"/>
+          </w:tcPr>
+          <w:p>
+            <w:pPr>
+              <w:spacing w:after="0"/>
+            </w:pPr>
+            <w:r>
+              <w:rPr>
+                <w:sz w:val="17"/>
+              </w:rPr>
+              <w:t>U04-03</w:t>
+            </w:r>
+          </w:p>
+        </w:tc>
+        <w:tc>
+          <w:tcPr>
+            <w:tcW w:type="dxa" w:w="3456"/>
+          </w:tcPr>
+          <w:p>
+            <w:pPr>
+              <w:spacing w:after="0"/>
+            </w:pPr>
+            <w:r>
+              <w:rPr>
+                <w:sz w:val="17"/>
+              </w:rPr>
+              <w:t>新买家提交；开始队首交易；新买家尝试提交意向</w:t>
+            </w:r>
+          </w:p>
+        </w:tc>
+        <w:tc>
+          <w:tcPr>
+            <w:tcW w:type="dxa" w:w="2880"/>
+          </w:tcPr>
+          <w:p>
+            <w:pPr>
+              <w:spacing w:after="0"/>
+            </w:pPr>
+            <w:r>
+              <w:rPr>
+                <w:sz w:val="17"/>
+              </w:rPr>
+              <w:t>页面提示商品交易中，不接受新意向</w:t>
+            </w:r>
+          </w:p>
+        </w:tc>
+        <w:tc>
+          <w:tcPr>
+            <w:tcW w:type="dxa" w:w="2664"/>
+          </w:tcPr>
+          <w:p>
+            <w:pPr>
+              <w:spacing w:after="0"/>
+            </w:pPr>
+            <w:r>
+              <w:rPr>
+                <w:sz w:val="17"/>
+              </w:rPr>
+              <w:t>U04/第3个测试实例/instance.json</w:t>
+            </w:r>
+          </w:p>
+        </w:tc>
+      </w:tr>
+      <w:tr>
+        <w:trPr>
+          <w:cantSplit/>
+        </w:trPr>
+        <w:tc>
+          <w:tcPr>
+            <w:tcW w:type="dxa" w:w="835"/>
+          </w:tcPr>
+          <w:p>
+            <w:pPr>
+              <w:spacing w:after="0"/>
+            </w:pPr>
+            <w:r>
+              <w:rPr>
+                <w:sz w:val="17"/>
+              </w:rPr>
+              <w:t>U05-01</w:t>
+            </w:r>
+          </w:p>
+        </w:tc>
+        <w:tc>
+          <w:tcPr>
+            <w:tcW w:type="dxa" w:w="3456"/>
+          </w:tcPr>
+          <w:p>
+            <w:pPr>
+              <w:spacing w:after="0"/>
+            </w:pPr>
+            <w:r>
+              <w:rPr>
+                <w:sz w:val="17"/>
+              </w:rPr>
+              <w:t>商品重启保留；发布商品；停止并重启后端；重新打开买家页</w:t>
+            </w:r>
+          </w:p>
+        </w:tc>
+        <w:tc>
+          <w:tcPr>
+            <w:tcW w:type="dxa" w:w="2880"/>
+          </w:tcPr>
+          <w:p>
+            <w:pPr>
+              <w:spacing w:after="0"/>
+            </w:pPr>
+            <w:r>
+              <w:rPr>
+                <w:sz w:val="17"/>
+              </w:rPr>
+              <w:t>当前商品仍存在</w:t>
+            </w:r>
+          </w:p>
+        </w:tc>
+        <w:tc>
+          <w:tcPr>
+            <w:tcW w:type="dxa" w:w="2664"/>
+          </w:tcPr>
+          <w:p>
+            <w:pPr>
+              <w:spacing w:after="0"/>
+            </w:pPr>
+            <w:r>
+              <w:rPr>
+                <w:sz w:val="17"/>
+              </w:rPr>
+              <w:t>U05/第1个测试实例/instance.json</w:t>
+            </w:r>
+          </w:p>
+        </w:tc>
+      </w:tr>
+      <w:tr>
+        <w:trPr>
+          <w:cantSplit/>
+        </w:trPr>
+        <w:tc>
+          <w:tcPr>
+            <w:tcW w:type="dxa" w:w="835"/>
+          </w:tcPr>
+          <w:p>
+            <w:pPr>
+              <w:spacing w:after="0"/>
+            </w:pPr>
+            <w:r>
+              <w:rPr>
+                <w:sz w:val="17"/>
+              </w:rPr>
+              <w:t>U05-02</w:t>
+            </w:r>
+          </w:p>
+        </w:tc>
+        <w:tc>
+          <w:tcPr>
+            <w:tcW w:type="dxa" w:w="3456"/>
+          </w:tcPr>
+          <w:p>
+            <w:pPr>
+              <w:spacing w:after="0"/>
+            </w:pPr>
+            <w:r>
+              <w:rPr>
+                <w:sz w:val="17"/>
+              </w:rPr>
+              <w:t>队列重启保留；两位买家提交；停止并重启后端；查询两人排位</w:t>
+            </w:r>
+          </w:p>
+        </w:tc>
+        <w:tc>
+          <w:tcPr>
+            <w:tcW w:type="dxa" w:w="2880"/>
+          </w:tcPr>
+          <w:p>
+            <w:pPr>
+              <w:spacing w:after="0"/>
+            </w:pPr>
+            <w:r>
+              <w:rPr>
+                <w:sz w:val="17"/>
+              </w:rPr>
+              <w:t>原意向及队列顺序保留</w:t>
+            </w:r>
+          </w:p>
+        </w:tc>
+        <w:tc>
+          <w:tcPr>
+            <w:tcW w:type="dxa" w:w="2664"/>
+          </w:tcPr>
+          <w:p>
+            <w:pPr>
+              <w:spacing w:after="0"/>
+            </w:pPr>
+            <w:r>
+              <w:rPr>
+                <w:sz w:val="17"/>
+              </w:rPr>
+              <w:t>U05/第2个测试实例/instance.json</w:t>
+            </w:r>
+          </w:p>
+        </w:tc>
+      </w:tr>
+      <w:tr>
+        <w:trPr>
+          <w:cantSplit/>
+        </w:trPr>
+        <w:tc>
+          <w:tcPr>
+            <w:tcW w:type="dxa" w:w="835"/>
+          </w:tcPr>
+          <w:p>
+            <w:pPr>
+              <w:spacing w:after="0"/>
+            </w:pPr>
+            <w:r>
+              <w:rPr>
+                <w:sz w:val="17"/>
+              </w:rPr>
+              <w:t>U05-03</w:t>
+            </w:r>
+          </w:p>
+        </w:tc>
+        <w:tc>
+          <w:tcPr>
+            <w:tcW w:type="dxa" w:w="3456"/>
+          </w:tcPr>
+          <w:p>
+            <w:pPr>
+              <w:spacing w:after="0"/>
+            </w:pPr>
+            <w:r>
+              <w:rPr>
+                <w:sz w:val="17"/>
+              </w:rPr>
+              <w:t>口令码重启保留；记录有效口令码；停止并重启后端；凭原码查询</w:t>
+            </w:r>
+          </w:p>
+        </w:tc>
+        <w:tc>
+          <w:tcPr>
+            <w:tcW w:type="dxa" w:w="2880"/>
+          </w:tcPr>
+          <w:p>
+            <w:pPr>
+              <w:spacing w:after="0"/>
+            </w:pPr>
+            <w:r>
+              <w:rPr>
+                <w:sz w:val="17"/>
+              </w:rPr>
+              <w:t>原码仍可查到同一意向</w:t>
+            </w:r>
+          </w:p>
+        </w:tc>
+        <w:tc>
+          <w:tcPr>
+            <w:tcW w:type="dxa" w:w="2664"/>
+          </w:tcPr>
+          <w:p>
+            <w:pPr>
+              <w:spacing w:after="0"/>
+            </w:pPr>
+            <w:r>
+              <w:rPr>
+                <w:sz w:val="17"/>
+              </w:rPr>
+              <w:t>U05/第3个测试实例/instance.json</w:t>
+            </w:r>
+          </w:p>
+        </w:tc>
+      </w:tr>
+      <w:tr>
+        <w:trPr>
+          <w:cantSplit/>
+        </w:trPr>
+        <w:tc>
+          <w:tcPr>
+            <w:tcW w:type="dxa" w:w="835"/>
+          </w:tcPr>
+          <w:p>
+            <w:pPr>
+              <w:spacing w:after="0"/>
+            </w:pPr>
+            <w:r>
+              <w:rPr>
+                <w:sz w:val="17"/>
+              </w:rPr>
+              <w:t>U06-01</w:t>
+            </w:r>
+          </w:p>
+        </w:tc>
+        <w:tc>
+          <w:tcPr>
+            <w:tcW w:type="dxa" w:w="3456"/>
+          </w:tcPr>
+          <w:p>
+            <w:pPr>
+              <w:spacing w:after="0"/>
+            </w:pPr>
+            <w:r>
+              <w:rPr>
+                <w:sz w:val="17"/>
+              </w:rPr>
+              <w:t>无图发布；卖家不选择图片并发布商品</w:t>
+            </w:r>
+          </w:p>
+        </w:tc>
+        <w:tc>
+          <w:tcPr>
+            <w:tcW w:type="dxa" w:w="2880"/>
+          </w:tcPr>
+          <w:p>
+            <w:pPr>
+              <w:spacing w:after="0"/>
+            </w:pPr>
+            <w:r>
+              <w:rPr>
+                <w:sz w:val="17"/>
+              </w:rPr>
+              <w:t>商品可发布，买家页显示无图占位</w:t>
+            </w:r>
+          </w:p>
+        </w:tc>
+        <w:tc>
+          <w:tcPr>
+            <w:tcW w:type="dxa" w:w="2664"/>
+          </w:tcPr>
+          <w:p>
+            <w:pPr>
+              <w:spacing w:after="0"/>
+            </w:pPr>
+            <w:r>
+              <w:rPr>
+                <w:sz w:val="17"/>
+              </w:rPr>
+              <w:t>U06/第1个测试实例/instance.json</w:t>
+            </w:r>
+          </w:p>
+        </w:tc>
+      </w:tr>
+      <w:tr>
+        <w:trPr>
+          <w:cantSplit/>
+        </w:trPr>
+        <w:tc>
+          <w:tcPr>
+            <w:tcW w:type="dxa" w:w="835"/>
+          </w:tcPr>
+          <w:p>
+            <w:pPr>
+              <w:spacing w:after="0"/>
+            </w:pPr>
+            <w:r>
+              <w:rPr>
+                <w:sz w:val="17"/>
+              </w:rPr>
+              <w:t>U06-02</w:t>
+            </w:r>
+          </w:p>
+        </w:tc>
+        <w:tc>
+          <w:tcPr>
+            <w:tcW w:type="dxa" w:w="3456"/>
+          </w:tcPr>
+          <w:p>
+            <w:pPr>
+              <w:spacing w:after="0"/>
+            </w:pPr>
+            <w:r>
+              <w:rPr>
+                <w:sz w:val="17"/>
+              </w:rPr>
+              <w:t>选择第二张图片；先选择一张图片，再尝试增加第二张</w:t>
+            </w:r>
+          </w:p>
+        </w:tc>
+        <w:tc>
+          <w:tcPr>
+            <w:tcW w:type="dxa" w:w="2880"/>
+          </w:tcPr>
+          <w:p>
+            <w:pPr>
+              <w:spacing w:after="0"/>
+            </w:pPr>
+            <w:r>
+              <w:rPr>
+                <w:sz w:val="17"/>
+              </w:rPr>
+              <w:t>页面只允许保留一张图片</w:t>
+            </w:r>
+          </w:p>
+        </w:tc>
+        <w:tc>
+          <w:tcPr>
+            <w:tcW w:type="dxa" w:w="2664"/>
+          </w:tcPr>
+          <w:p>
+            <w:pPr>
+              <w:spacing w:after="0"/>
+            </w:pPr>
+            <w:r>
+              <w:rPr>
+                <w:sz w:val="17"/>
+              </w:rPr>
+              <w:t>U06/第2个测试实例/instance.json</w:t>
+            </w:r>
+          </w:p>
+        </w:tc>
+      </w:tr>
+      <w:tr>
+        <w:trPr>
+          <w:cantSplit/>
+        </w:trPr>
+        <w:tc>
+          <w:tcPr>
+            <w:tcW w:type="dxa" w:w="835"/>
+          </w:tcPr>
+          <w:p>
+            <w:pPr>
+              <w:spacing w:after="0"/>
+            </w:pPr>
+            <w:r>
+              <w:rPr>
+                <w:sz w:val="17"/>
+              </w:rPr>
+              <w:t>U06-03</w:t>
+            </w:r>
+          </w:p>
+        </w:tc>
+        <w:tc>
+          <w:tcPr>
+            <w:tcW w:type="dxa" w:w="3456"/>
+          </w:tcPr>
+          <w:p>
+            <w:pPr>
+              <w:spacing w:after="0"/>
+            </w:pPr>
+            <w:r>
+              <w:rPr>
+                <w:sz w:val="17"/>
+              </w:rPr>
+              <w:t>非法图片与超限；选择 TXT 文件，再选择大于 5 MB 的图片</w:t>
+            </w:r>
+          </w:p>
+        </w:tc>
+        <w:tc>
+          <w:tcPr>
+            <w:tcW w:type="dxa" w:w="2880"/>
+          </w:tcPr>
+          <w:p>
+            <w:pPr>
+              <w:spacing w:after="0"/>
+            </w:pPr>
+            <w:r>
+              <w:rPr>
+                <w:sz w:val="17"/>
+              </w:rPr>
+              <w:t>页面分别提示格式和大小错误</w:t>
+            </w:r>
+          </w:p>
+        </w:tc>
+        <w:tc>
+          <w:tcPr>
+            <w:tcW w:type="dxa" w:w="2664"/>
+          </w:tcPr>
+          <w:p>
+            <w:pPr>
+              <w:spacing w:after="0"/>
+            </w:pPr>
+            <w:r>
+              <w:rPr>
+                <w:sz w:val="17"/>
+              </w:rPr>
+              <w:t>U06/第3个测试实例/instance.json</w:t>
+            </w:r>
+          </w:p>
+        </w:tc>
+      </w:tr>
+      <w:tr>
+        <w:trPr>
+          <w:cantSplit/>
+        </w:trPr>
+        <w:tc>
+          <w:tcPr>
+            <w:tcW w:type="dxa" w:w="835"/>
+          </w:tcPr>
+          <w:p>
+            <w:pPr>
+              <w:spacing w:after="0"/>
+            </w:pPr>
+            <w:r>
+              <w:rPr>
+                <w:sz w:val="17"/>
+              </w:rPr>
+              <w:t>U07-01</w:t>
+            </w:r>
+          </w:p>
+        </w:tc>
+        <w:tc>
+          <w:tcPr>
+            <w:tcW w:type="dxa" w:w="3456"/>
+          </w:tcPr>
+          <w:p>
+            <w:pPr>
+              <w:spacing w:after="0"/>
+            </w:pPr>
+            <w:r>
+              <w:rPr>
+                <w:sz w:val="17"/>
+              </w:rPr>
+              <w:t>桌面买家页；设置浏览器宽度约 1440 像素；查看买家商品页</w:t>
+            </w:r>
+          </w:p>
+        </w:tc>
+        <w:tc>
+          <w:tcPr>
+            <w:tcW w:type="dxa" w:w="2880"/>
+          </w:tcPr>
+          <w:p>
+            <w:pPr>
+              <w:spacing w:after="0"/>
+            </w:pPr>
+            <w:r>
+              <w:rPr>
+                <w:sz w:val="17"/>
+              </w:rPr>
+              <w:t>内容可读、按钮可操作</w:t>
+            </w:r>
+          </w:p>
+        </w:tc>
+        <w:tc>
+          <w:tcPr>
+            <w:tcW w:type="dxa" w:w="2664"/>
+          </w:tcPr>
+          <w:p>
+            <w:pPr>
+              <w:spacing w:after="0"/>
+            </w:pPr>
+            <w:r>
+              <w:rPr>
+                <w:sz w:val="17"/>
+              </w:rPr>
+              <w:t>U07/第1个测试实例/instance.json</w:t>
+            </w:r>
+          </w:p>
+        </w:tc>
+      </w:tr>
+      <w:tr>
+        <w:trPr>
+          <w:cantSplit/>
+        </w:trPr>
+        <w:tc>
+          <w:tcPr>
+            <w:tcW w:type="dxa" w:w="835"/>
+          </w:tcPr>
+          <w:p>
+            <w:pPr>
+              <w:spacing w:after="0"/>
+            </w:pPr>
+            <w:r>
+              <w:rPr>
+                <w:sz w:val="17"/>
+              </w:rPr>
+              <w:t>U07-02</w:t>
+            </w:r>
+          </w:p>
+        </w:tc>
+        <w:tc>
+          <w:tcPr>
+            <w:tcW w:type="dxa" w:w="3456"/>
+          </w:tcPr>
+          <w:p>
+            <w:pPr>
+              <w:spacing w:after="0"/>
+            </w:pPr>
+            <w:r>
+              <w:rPr>
+                <w:sz w:val="17"/>
+              </w:rPr>
+              <w:t>窄屏买家页；设置浏览器宽度约 375 像素；查看买家商品页</w:t>
+            </w:r>
+          </w:p>
+        </w:tc>
+        <w:tc>
+          <w:tcPr>
+            <w:tcW w:type="dxa" w:w="2880"/>
+          </w:tcPr>
+          <w:p>
+            <w:pPr>
+              <w:spacing w:after="0"/>
+            </w:pPr>
+            <w:r>
+              <w:rPr>
+                <w:sz w:val="17"/>
+              </w:rPr>
+              <w:t>无横向遮挡，表单可操作</w:t>
+            </w:r>
+          </w:p>
+        </w:tc>
+        <w:tc>
+          <w:tcPr>
+            <w:tcW w:type="dxa" w:w="2664"/>
+          </w:tcPr>
+          <w:p>
+            <w:pPr>
+              <w:spacing w:after="0"/>
+            </w:pPr>
+            <w:r>
+              <w:rPr>
+                <w:sz w:val="17"/>
+              </w:rPr>
+              <w:t>U07/第2个测试实例/instance.json</w:t>
+            </w:r>
+          </w:p>
+        </w:tc>
+      </w:tr>
+      <w:tr>
+        <w:trPr>
+          <w:cantSplit/>
+        </w:trPr>
+        <w:tc>
+          <w:tcPr>
+            <w:tcW w:type="dxa" w:w="835"/>
+          </w:tcPr>
+          <w:p>
+            <w:pPr>
+              <w:spacing w:after="0"/>
+            </w:pPr>
+            <w:r>
+              <w:rPr>
+                <w:sz w:val="17"/>
+              </w:rPr>
+              <w:t>U07-03</w:t>
+            </w:r>
+          </w:p>
+        </w:tc>
+        <w:tc>
+          <w:tcPr>
+            <w:tcW w:type="dxa" w:w="3456"/>
+          </w:tcPr>
+          <w:p>
+            <w:pPr>
+              <w:spacing w:after="0"/>
+            </w:pPr>
+            <w:r>
+              <w:rPr>
+                <w:sz w:val="17"/>
+              </w:rPr>
+              <w:t>窄屏卖家页；设置浏览器宽度约 375 像素；查看卖家登录页和侧边目录</w:t>
+            </w:r>
+          </w:p>
+        </w:tc>
+        <w:tc>
+          <w:tcPr>
+            <w:tcW w:type="dxa" w:w="2880"/>
+          </w:tcPr>
+          <w:p>
+            <w:pPr>
+              <w:spacing w:after="0"/>
+            </w:pPr>
+            <w:r>
+              <w:rPr>
+                <w:sz w:val="17"/>
+              </w:rPr>
+              <w:t>登录和菜单可操作，内容不重叠</w:t>
+            </w:r>
+          </w:p>
+        </w:tc>
+        <w:tc>
+          <w:tcPr>
+            <w:tcW w:type="dxa" w:w="2664"/>
+          </w:tcPr>
+          <w:p>
+            <w:pPr>
+              <w:spacing w:after="0"/>
+            </w:pPr>
+            <w:r>
+              <w:rPr>
+                <w:sz w:val="17"/>
+              </w:rPr>
+              <w:t>U07/第3个测试实例/instance.json</w:t>
+            </w:r>
+          </w:p>
+        </w:tc>
+      </w:tr>
+    </w:tbl>
+    <w:p>
+      <w:pPr>
+        <w:pStyle w:val="1"/>
+      </w:pPr>
+      <w:r>
+        <w:t>执行记录说明</w:t>
       </w:r>
     </w:p>
     <w:p>
       <w:pPr>
-        <w:pStyle w:val="1"/>
-      </w:pPr>
-      <w:r>
-        <w:t>后端自动化测试用例</w:t>
+        <w:rPr>
+          <w:lang w:eastAsia="zh-CN"/>
+        </w:rPr>
+      </w:pPr>
+      <w:r>
+        <w:t>后端测试使用 MockMvc 和独立内存 H2 数据库。2026 年 10 月 14 日运行 30 个自动化功能实例及 1 个实例文件完整性检查，共 31 项通过、0 项失败。经用户确认，新增的 21 个 U 类页面与重启检查实例也已全部人工执行并通过。</w:t>
       </w:r>
     </w:p>
     <w:p>
-      <w:pPr>
-        <w:rPr>
-          <w:lang w:eastAsia="zh-CN"/>
-        </w:rPr>
-      </w:pPr>
-      <w:r>
-        <w:t xml:space="preserve">T01–T10 对应 StoreFlowIntegrationTest.java 中的 10 </w:t>
-      </w:r>
-      <w:proofErr w:type="spellStart"/>
-      <w:r>
-        <w:t>个测试方法</w:t>
-      </w:r>
-      <w:proofErr w:type="spellEnd"/>
-      <w:r>
-        <w:t>。</w:t>
-      </w:r>
-      <w:r>
-        <w:rPr>
-          <w:lang w:eastAsia="zh-CN"/>
-        </w:rPr>
-        <w:t>每个方法执行前会清理测试数据库中的商品和意向数据；以下步骤按测试源码中的请求与断言整理。</w:t>
+      <w:r>
+        <w:t>自动化运行：在项目根目录执行 tests\run-tests.cmd；脚本进入 project\mvp-v1.0\backend 后运行 mvn test。测试实例文件位于 tests\验收测试数据，测试数据库不会清空日常运行数据。</w:t>
       </w:r>
     </w:p>
     <w:p>
       <w:pPr>
-        <w:pStyle w:val="21"/>
-        <w:rPr>
-          <w:lang w:eastAsia="zh-CN"/>
-        </w:rPr>
-      </w:pPr>
-      <w:r>
-        <w:rPr>
-          <w:lang w:eastAsia="zh-CN"/>
-        </w:rPr>
-        <w:t xml:space="preserve">T01 </w:t>
-      </w:r>
-      <w:r>
-        <w:rPr>
-          <w:lang w:eastAsia="zh-CN"/>
-        </w:rPr>
-        <w:t>卖家</w:t>
-      </w:r>
-      <w:proofErr w:type="gramStart"/>
-      <w:r>
-        <w:rPr>
-          <w:lang w:eastAsia="zh-CN"/>
-        </w:rPr>
-        <w:t>登录</w:t>
-      </w:r>
-      <w:r>
-        <w:rPr>
-          <w:lang w:eastAsia="zh-CN"/>
-        </w:rPr>
-        <w:t xml:space="preserve"> </w:t>
-      </w:r>
-      <w:r>
-        <w:rPr>
-          <w:lang w:eastAsia="zh-CN"/>
-        </w:rPr>
-        <w:t>鉴权</w:t>
-      </w:r>
-      <w:proofErr w:type="gramEnd"/>
-      <w:r>
-        <w:rPr>
-          <w:lang w:eastAsia="zh-CN"/>
-        </w:rPr>
-        <w:t>和退出</w:t>
+        <w:pStyle w:val="1"/>
+      </w:pPr>
+      <w:r>
+        <w:t>后端自动化测试用例</w:t>
       </w:r>
     </w:p>
     <w:p>
       <w:pPr>
-        <w:spacing w:after="80"/>
-        <w:rPr>
-          <w:lang w:eastAsia="zh-CN"/>
-        </w:rPr>
-      </w:pPr>
-      <w:r>
-        <w:rPr>
-          <w:b/>
-          <w:lang w:eastAsia="zh-CN"/>
-        </w:rPr>
-        <w:t>测试目的：</w:t>
-      </w:r>
-      <w:r>
-        <w:rPr>
-          <w:lang w:eastAsia="zh-CN"/>
-        </w:rPr>
-        <w:t>检查卖家后台的会话权限，防止未登录用户操作后台。</w:t>
+        <w:rPr>
+          <w:lang w:eastAsia="zh-CN"/>
+        </w:rPr>
+      </w:pPr>
+      <w:r>
+        <w:t>T01–T10 对应 StoreFlowIntegrationTest.java 中的 10 个参数化测试方法，每个方法读取本用例的 3 份 instance.json 并分别执行；每个实例执行前清理独立测试数据库。</w:t>
       </w:r>
     </w:p>
     <w:p>
       <w:pPr>
-        <w:spacing w:after="80"/>
-        <w:rPr>
-          <w:lang w:eastAsia="zh-CN"/>
-        </w:rPr>
-      </w:pPr>
-      <w:r>
-        <w:rPr>
-          <w:b/>
-          <w:lang w:eastAsia="zh-CN"/>
-        </w:rPr>
-        <w:t>前置条件：</w:t>
-      </w:r>
-      <w:r>
-        <w:rPr>
-          <w:lang w:eastAsia="zh-CN"/>
-        </w:rPr>
-        <w:t>使用独立测试数据库，初始未登录。</w:t>
+        <w:pStyle w:val="21"/>
+        <w:rPr>
+          <w:lang w:eastAsia="zh-CN"/>
+        </w:rPr>
+      </w:pPr>
+      <w:r>
+        <w:rPr>
+          <w:lang w:eastAsia="zh-CN"/>
+        </w:rPr>
+        <w:t xml:space="preserve">T01 </w:t>
+      </w:r>
+      <w:r>
+        <w:rPr>
+          <w:lang w:eastAsia="zh-CN"/>
+        </w:rPr>
+        <w:t>卖家</w:t>
+      </w:r>
+      <w:proofErr w:type="gramStart"/>
+      <w:r>
+        <w:rPr>
+          <w:lang w:eastAsia="zh-CN"/>
+        </w:rPr>
+        <w:t>登录</w:t>
+      </w:r>
+      <w:r>
+        <w:rPr>
+          <w:lang w:eastAsia="zh-CN"/>
+        </w:rPr>
+        <w:t xml:space="preserve"> </w:t>
+      </w:r>
+      <w:r>
+        <w:rPr>
+          <w:lang w:eastAsia="zh-CN"/>
+        </w:rPr>
+        <w:t>鉴权</w:t>
+      </w:r>
+      <w:proofErr w:type="gramEnd"/>
+      <w:r>
+        <w:rPr>
+          <w:lang w:eastAsia="zh-CN"/>
+        </w:rPr>
+        <w:t>和退出</w:t>
       </w:r>
     </w:p>
     <w:p>
       <w:pPr>
-        <w:spacing w:before="80" w:after="20"/>
+        <w:spacing w:after="80"/>
         <w:rPr>
           <w:lang w:eastAsia="zh-CN"/>
         </w:rPr>
@@ -555,11 +4572,53 @@
           <w:b/>
           <w:lang w:eastAsia="zh-CN"/>
         </w:rPr>
-        <w:t>操作步骤：</w:t>
+        <w:t>测试目的：</w:t>
+      </w:r>
+      <w:r>
+        <w:rPr>
+          <w:lang w:eastAsia="zh-CN"/>
+        </w:rPr>
+        <w:t>检查卖家后台的会话权限，防止未登录用户操作后台。</w:t>
       </w:r>
     </w:p>
     <w:p>
       <w:pPr>
+        <w:spacing w:after="80"/>
+        <w:rPr>
+          <w:lang w:eastAsia="zh-CN"/>
+        </w:rPr>
+      </w:pPr>
+      <w:r>
+        <w:rPr>
+          <w:b/>
+          <w:lang w:eastAsia="zh-CN"/>
+        </w:rPr>
+        <w:t>前置条件：</w:t>
+      </w:r>
+      <w:r>
+        <w:rPr>
+          <w:lang w:eastAsia="zh-CN"/>
+        </w:rPr>
+        <w:t>使用独立测试数据库，初始未登录。</w:t>
+      </w:r>
+    </w:p>
+    <w:p>
+      <w:pPr>
+        <w:spacing w:before="80" w:after="20"/>
+        <w:rPr>
+          <w:lang w:eastAsia="zh-CN"/>
+        </w:rPr>
+      </w:pPr>
+      <w:r>
+        <w:rPr>
+          <w:b/>
+          <w:lang w:eastAsia="zh-CN"/>
+        </w:rPr>
+        <w:t>操作步骤：</w:t>
+      </w:r>
+    </w:p>
+    <w:p>
+      <w:pPr>
         <w:spacing w:after="40"/>
         <w:ind w:left="312" w:hanging="312"/>
         <w:rPr>
@@ -3288,10 +7347,7 @@
         </w:rPr>
       </w:pPr>
       <w:r>
-        <w:rPr>
-          <w:lang w:eastAsia="zh-CN"/>
-        </w:rPr>
-        <w:t>U01–U07 对应 tests/测试说明.md 中的人工检查表。当前源文件将七项“实际结果”均记为“通过”；验收时仍应补充执行人、日期及对应截图或录屏。</w:t>
+        <w:t>U01–U07 是页面与持久化人工用例，每项包含 3 个具体实例。经用户确认，共 21 个实例已完成测试并全部通过；逐项截图和执行时间未提供。</w:t>
       </w:r>
     </w:p>
     <w:p>
@@ -3491,17 +7547,7 @@
         </w:rPr>
       </w:pPr>
       <w:r>
-        <w:rPr>
-          <w:b/>
-          <w:lang w:eastAsia="zh-CN"/>
-        </w:rPr>
-        <w:t>源文件记录：</w:t>
-      </w:r>
-      <w:r>
-        <w:rPr>
-          <w:lang w:eastAsia="zh-CN"/>
-        </w:rPr>
-        <w:t>通过；执行证据尚未附在测试说明中。</w:t>
+        <w:t>实际结果：通过（用户确认对应的 3 个实例均已测试通过）。</w:t>
       </w:r>
     </w:p>
     <w:p>
@@ -3739,17 +7785,7 @@
         </w:rPr>
       </w:pPr>
       <w:r>
-        <w:rPr>
-          <w:b/>
-          <w:lang w:eastAsia="zh-CN"/>
-        </w:rPr>
-        <w:t>源文件记录：</w:t>
-      </w:r>
-      <w:r>
-        <w:rPr>
-          <w:lang w:eastAsia="zh-CN"/>
-        </w:rPr>
-        <w:t>通过；执行证据尚未附在测试说明中。</w:t>
+        <w:t>实际结果：通过（用户确认对应的 3 个实例均已测试通过）。</w:t>
       </w:r>
     </w:p>
     <w:p>
@@ -3949,17 +7985,7 @@
         </w:rPr>
       </w:pPr>
       <w:r>
-        <w:rPr>
-          <w:b/>
-          <w:lang w:eastAsia="zh-CN"/>
-        </w:rPr>
-        <w:t>源文件记录：</w:t>
-      </w:r>
-      <w:r>
-        <w:rPr>
-          <w:lang w:eastAsia="zh-CN"/>
-        </w:rPr>
-        <w:t>通过；执行证据尚未附在测试说明中。</w:t>
+        <w:t>实际结果：通过（用户确认对应的 3 个实例均已测试通过）。</w:t>
       </w:r>
     </w:p>
     <w:p>
@@ -4159,17 +8185,7 @@
         </w:rPr>
       </w:pPr>
       <w:r>
-        <w:rPr>
-          <w:b/>
-          <w:lang w:eastAsia="zh-CN"/>
-        </w:rPr>
-        <w:t>源文件记录：</w:t>
-      </w:r>
-      <w:r>
-        <w:rPr>
-          <w:lang w:eastAsia="zh-CN"/>
-        </w:rPr>
-        <w:t>通过；执行证据尚未附在测试说明中。</w:t>
+        <w:t>实际结果：通过（用户确认对应的 3 个实例均已测试通过）。</w:t>
       </w:r>
     </w:p>
     <w:p>
@@ -4370,17 +8386,7 @@
         </w:rPr>
       </w:pPr>
       <w:r>
-        <w:rPr>
-          <w:b/>
-          <w:lang w:eastAsia="zh-CN"/>
-        </w:rPr>
-        <w:t>源文件记录：</w:t>
-      </w:r>
-      <w:r>
-        <w:rPr>
-          <w:lang w:eastAsia="zh-CN"/>
-        </w:rPr>
-        <w:t>通过；执行证据尚未附在测试说明中。</w:t>
+        <w:t>实际结果：通过（用户确认对应的 3 个实例均已测试通过）。</w:t>
       </w:r>
     </w:p>
     <w:p>
@@ -4631,17 +8637,7 @@
         </w:rPr>
       </w:pPr>
       <w:r>
-        <w:rPr>
-          <w:b/>
-          <w:lang w:eastAsia="zh-CN"/>
-        </w:rPr>
-        <w:t>源文件记录：</w:t>
-      </w:r>
-      <w:r>
-        <w:rPr>
-          <w:lang w:eastAsia="zh-CN"/>
-        </w:rPr>
-        <w:t>通过；执行证据尚未附在测试说明中。</w:t>
+        <w:t>实际结果：通过（用户确认对应的 3 个实例均已测试通过）。</w:t>
       </w:r>
     </w:p>
     <w:p>
@@ -4841,18 +8837,7 @@
         </w:rPr>
       </w:pPr>
       <w:r>
-        <w:rPr>
-          <w:b/>
-          <w:lang w:eastAsia="zh-CN"/>
-        </w:rPr>
-        <w:lastRenderedPageBreak/>
-        <w:t>源文件记录：</w:t>
-      </w:r>
-      <w:r>
-        <w:rPr>
-          <w:lang w:eastAsia="zh-CN"/>
-        </w:rPr>
-        <w:t>通过；执行证据尚未附在测试说明中。</w:t>
+        <w:t>实际结果：通过（用户确认对应的 3 个实例均已测试通过）。</w:t>
       </w:r>
     </w:p>
     <w:p>
